--- a/platform/manuals/out/1_操作マニュアル.docx
+++ b/platform/manuals/out/1_操作マニュアル.docx
@@ -1950,7 +1950,7 @@
           <w:sz w:val="20"/>
           <w:szCs w:val="20"/>
         </w:rPr>
-        <w:t xml:space="preserve">未入手の論文は review_workspace/_未入手論文一覧.md に出る。購読外の論文は華井が千葉大経由で取り寄せる(企画書の運営方針)。</w:t>
+        <w:t xml:space="preserve">未入手の論文は review_workspace/_未入手論文一覧.md に、入手の担当(SR担当)つきで出る。担当が、所属機関の契約やPubMedの無料全文リンクなどで各自入手し、papers/PMID.pdf として入れる。入手できない論文だけ、監修者に相談のうえ、華井が千葉大経由で取り寄せる(企画書の運営方針)。入手したPDFは、各機関・出版社の利用条件の範囲で、委員会の作業にだけ使い、再配布しない。</w:t>
       </w:r>
     </w:p>
     <w:p>
@@ -4538,7 +4538,7 @@
                 <w:sz w:val="16"/>
                 <w:szCs w:val="16"/>
               </w:rPr>
-              <w:t xml:space="preserve">統括委員会と作成グループ委員(17名)から、投票除外された委員を除いた委員。患者代表は含まない</w:t>
+              <w:t xml:space="preserve">統括委員会と作成グループ委員(17名)から、そのCQで投票除外された委員を除いた委員。除外はCQごとに異なるため、有資格者数(分母)もCQごとに変わる。患者代表は含まない</w:t>
             </w:r>
           </w:p>
         </w:tc>
@@ -5821,7 +5821,7 @@
           <w:sz w:val="20"/>
           <w:szCs w:val="20"/>
         </w:rPr>
-        <w:t xml:space="preserve">2026年10月7日に、実際のブラウザ(Chromium)を自動で操作して、次の19項目を確認し、すべて合格した(platform/tests/ui_check.py)。</w:t>
+        <w:t xml:space="preserve">2026年10月7日に、実際のブラウザ(Chromium)を自動で操作して、次の22項目を確認し、すべて合格した(platform/tests/ui_check.py)。</w:t>
       </w:r>
     </w:p>
     <w:tbl>
@@ -6286,6 +6286,70 @@
                 <w:szCs w:val="16"/>
               </w:rPr>
               <w:t xml:space="preserve">確定で強さと回を記録する。3回とも集約しない場合は「推奨なし」で確定する</w:t>
+            </w:r>
+          </w:p>
+        </w:tc>
+      </w:tr>
+      <w:tr>
+        <w:trPr>
+          <w:cantSplit/>
+          <w:tblHeader w:val="off"/>
+        </w:trPr>
+        <w:tc>
+          <w:tcPr>
+            <w:tcW w:type="dxa" w:w="700"/>
+            <w:tcBorders>
+              <w:top w:val="single" w:color="000000" w:sz="4"/>
+              <w:left w:val="single" w:color="000000" w:sz="4"/>
+              <w:bottom w:val="single" w:color="000000" w:sz="4"/>
+              <w:right w:val="single" w:color="000000" w:sz="4"/>
+            </w:tcBorders>
+            <w:tcMar>
+              <w:top w:type="dxa" w:w="40"/>
+              <w:left w:type="dxa" w:w="80"/>
+              <w:bottom w:type="dxa" w:w="40"/>
+              <w:right w:type="dxa" w:w="80"/>
+            </w:tcMar>
+          </w:tcPr>
+          <w:p>
+            <w:r>
+              <w:rPr>
+                <w:rFonts w:ascii="Yu Gothic" w:cs="Yu Gothic" w:eastAsia="Yu Gothic" w:hAnsi="Yu Gothic"/>
+                <w:b w:val="false"/>
+                <w:bCs w:val="false"/>
+                <w:sz w:val="16"/>
+                <w:szCs w:val="16"/>
+              </w:rPr>
+              <w:t xml:space="preserve">B15</w:t>
+            </w:r>
+          </w:p>
+        </w:tc>
+        <w:tc>
+          <w:tcPr>
+            <w:tcW w:type="dxa" w:w="8900"/>
+            <w:tcBorders>
+              <w:top w:val="single" w:color="000000" w:sz="4"/>
+              <w:left w:val="single" w:color="000000" w:sz="4"/>
+              <w:bottom w:val="single" w:color="000000" w:sz="4"/>
+              <w:right w:val="single" w:color="000000" w:sz="4"/>
+            </w:tcBorders>
+            <w:tcMar>
+              <w:top w:type="dxa" w:w="40"/>
+              <w:left w:type="dxa" w:w="80"/>
+              <w:bottom w:type="dxa" w:w="40"/>
+              <w:right w:type="dxa" w:w="80"/>
+            </w:tcMar>
+          </w:tcPr>
+          <w:p>
+            <w:r>
+              <w:rPr>
+                <w:rFonts w:ascii="Yu Gothic" w:cs="Yu Gothic" w:eastAsia="Yu Gothic" w:hAnsi="Yu Gothic"/>
+                <w:b w:val="false"/>
+                <w:bCs w:val="false"/>
+                <w:sz w:val="16"/>
+                <w:szCs w:val="16"/>
+              </w:rPr>
+              <w:t xml:space="preserve">投票の分母がCOIの除外で変わる(有資格16名・参加12名で成立→1名を除外すると分母15名・参加11名で不成立→解除すると16名に戻る)</w:t>
             </w:r>
           </w:p>
         </w:tc>

--- a/platform/manuals/out/1_操作マニュアル.docx
+++ b/platform/manuals/out/1_操作マニュアル.docx
@@ -1914,7 +1914,7 @@
           <w:sz w:val="20"/>
           <w:szCs w:val="20"/>
         </w:rPr>
-        <w:t xml:space="preserve">CQごとのフォルダ review_workspace/CQ*/papers/ に、PMIDをファイル名にしたPDF(例: 12345678.pdf)を入れる。オープンアクセスの論文は自動で全文が取得される。PDFが必要なのは、自動で取得できなかった論文だけである。</w:t>
+        <w:t xml:space="preserve">論文PDFの入手と配置の手順は、別紙「論文PDFの入手と配置の手順」(委員用と事務局用)に書いた。委員は、PDFをダウンロードして PMID.pdf に名前を変え、共有フォルダの自分のCQのフォルダに入れる。事務局は、そのフォルダをMacにダウンロードし、1つのコマンドで配置と登録を行う。</w:t>
       </w:r>
     </w:p>
     <w:p>
@@ -1932,7 +1932,7 @@
           <w:sz w:val="20"/>
           <w:szCs w:val="20"/>
         </w:rPr>
-        <w:t xml:space="preserve">PDFを入れた後、bash platform/run_revision.sh "" review_workspace を実行する。Bedrock(AWS認証)が使えない場合は、SYNC_ONLY=1 を付けると、PDFの登録だけを行う。</w:t>
+        <w:t xml:space="preserve">オープンアクセスの論文は自動で全文が取得されるため、PDFが必要なのは、自動で取得できなかった論文だけである。</w:t>
       </w:r>
     </w:p>
     <w:p>

--- a/platform/manuals/out/1_操作マニュアル.docx
+++ b/platform/manuals/out/1_操作マニュアル.docx
@@ -897,7 +897,7 @@
                 <w:sz w:val="16"/>
                 <w:szCs w:val="16"/>
               </w:rPr>
-              <w:t xml:space="preserve">run_revision.sh</w:t>
+              <w:t xml:space="preserve">run_jascc.sh first</w:t>
             </w:r>
           </w:p>
         </w:tc>
@@ -1828,7 +1828,7 @@
           <w:sz w:val="20"/>
           <w:szCs w:val="20"/>
         </w:rPr>
-        <w:t xml:space="preserve">Macのターミナルで次を実行する。poppler(pdftotext)が必要である(初回のみ brew install poppler)。</w:t>
+        <w:t xml:space="preserve">Macのターミナルで次を実行する。poppler(pdftotext)が必要である(初回のみ brew install poppler)。作業のフォルダは、Googleドライブの JASCC_GL に作られる(第4章)。</w:t>
       </w:r>
     </w:p>
     <w:p>
@@ -1841,7 +1841,7 @@
           <w:sz w:val="20"/>
           <w:szCs w:val="20"/>
         </w:rPr>
-        <w:t xml:space="preserve">cd ~/AIforClinicalGuideline</w:t>
+        <w:t xml:space="preserve">cd /Users/ahanai/Documents/Codex</w:t>
       </w:r>
     </w:p>
     <w:p>
@@ -1867,7 +1867,7 @@
           <w:sz w:val="20"/>
           <w:szCs w:val="20"/>
         </w:rPr>
-        <w:t xml:space="preserve">bash platform/run_revision.sh ~/path/CIPN診療ガイドライン2023年版.pdf</w:t>
+        <w:t xml:space="preserve">bash platform/run_jascc.sh init</w:t>
       </w:r>
     </w:p>
     <w:p>
@@ -1880,7 +1880,20 @@
           <w:sz w:val="20"/>
           <w:szCs w:val="20"/>
         </w:rPr>
-        <w:t xml:space="preserve">実行の先頭で、承認済み企画書(Ver1 2026-06-17)からの逸脱を検査する。逸脱があれば処理は止まる。結果は review_workspace/ に作られる。</w:t>
+        <w:t xml:space="preserve">bash platform/run_jascc.sh first ~/path/CIPN診療ガイドライン2023年版.pdf</w:t>
+      </w:r>
+    </w:p>
+    <w:p>
+      <w:pPr>
+        <w:spacing w:after="100"/>
+      </w:pPr>
+      <w:r>
+        <w:rPr>
+          <w:rFonts w:ascii="Yu Gothic" w:cs="Yu Gothic" w:eastAsia="Yu Gothic" w:hAnsi="Yu Gothic"/>
+          <w:sz w:val="20"/>
+          <w:szCs w:val="20"/>
+        </w:rPr>
+        <w:t xml:space="preserve">実行の先頭で、承認済み企画書(Ver1 2026-06-17)からの逸脱を検査する。逸脱があれば処理は止まる。結果は JASCC_GL/review_workspace/ に作られる。2023年版の推奨作成の記録(EtD)も、このとき同時に作られる(第5章)。</w:t>
       </w:r>
     </w:p>
     <w:p>
@@ -1984,7 +1997,1061 @@
           <w:sz w:val="26"/>
           <w:szCs w:val="26"/>
         </w:rPr>
-        <w:t xml:space="preserve">4. 作業ブック(Excel)の操作</w:t>
+        <w:t xml:space="preserve">4. フォルダ管理(Googleドライブ JASCC_GL)</w:t>
+      </w:r>
+    </w:p>
+    <w:p>
+      <w:pPr>
+        <w:spacing w:after="100"/>
+      </w:pPr>
+      <w:r>
+        <w:rPr>
+          <w:rFonts w:ascii="Yu Gothic" w:cs="Yu Gothic" w:eastAsia="Yu Gothic" w:hAnsi="Yu Gothic"/>
+          <w:sz w:val="20"/>
+          <w:szCs w:val="20"/>
+        </w:rPr>
+        <w:t xml:space="preserve">フォルダは、次の場所で管理する: /Users/ahanai/Library/CloudStorage/GoogleDrive-akiko.hanai@faculty.gs.chiba-u.jp/マイドライブ/JASCC_GL 。場所を変える場合は、コマンドの前に JASCC_GL=&lt;パス&gt; を付ける。</w:t>
+      </w:r>
+    </w:p>
+    <w:tbl>
+      <w:tblPr>
+        <w:tblW w:type="dxa" w:w="9600"/>
+        <w:tblBorders>
+          <w:top w:val="single" w:color="auto" w:sz="4"/>
+          <w:left w:val="single" w:color="auto" w:sz="4"/>
+          <w:bottom w:val="single" w:color="auto" w:sz="4"/>
+          <w:right w:val="single" w:color="auto" w:sz="4"/>
+          <w:insideH w:val="single" w:color="auto" w:sz="4"/>
+          <w:insideV w:val="single" w:color="auto" w:sz="4"/>
+        </w:tblBorders>
+      </w:tblPr>
+      <w:tblGrid>
+        <w:gridCol w:w="3000"/>
+        <w:gridCol w:w="6600"/>
+      </w:tblGrid>
+      <w:tr>
+        <w:trPr>
+          <w:cantSplit/>
+          <w:tblHeader/>
+        </w:trPr>
+        <w:tc>
+          <w:tcPr>
+            <w:tcW w:type="dxa" w:w="3000"/>
+            <w:tcBorders>
+              <w:top w:val="single" w:color="000000" w:sz="4"/>
+              <w:left w:val="single" w:color="000000" w:sz="4"/>
+              <w:bottom w:val="single" w:color="000000" w:sz="4"/>
+              <w:right w:val="single" w:color="000000" w:sz="4"/>
+            </w:tcBorders>
+            <w:shd w:fill="EDEDED" w:color="auto" w:val="clear"/>
+            <w:tcMar>
+              <w:top w:type="dxa" w:w="40"/>
+              <w:left w:type="dxa" w:w="80"/>
+              <w:bottom w:type="dxa" w:w="40"/>
+              <w:right w:type="dxa" w:w="80"/>
+            </w:tcMar>
+          </w:tcPr>
+          <w:p>
+            <w:r>
+              <w:rPr>
+                <w:rFonts w:ascii="Yu Gothic" w:cs="Yu Gothic" w:eastAsia="Yu Gothic" w:hAnsi="Yu Gothic"/>
+                <w:b/>
+                <w:bCs/>
+                <w:sz w:val="15"/>
+                <w:szCs w:val="15"/>
+              </w:rPr>
+              <w:t xml:space="preserve">フォルダ</w:t>
+            </w:r>
+          </w:p>
+        </w:tc>
+        <w:tc>
+          <w:tcPr>
+            <w:tcW w:type="dxa" w:w="6600"/>
+            <w:tcBorders>
+              <w:top w:val="single" w:color="000000" w:sz="4"/>
+              <w:left w:val="single" w:color="000000" w:sz="4"/>
+              <w:bottom w:val="single" w:color="000000" w:sz="4"/>
+              <w:right w:val="single" w:color="000000" w:sz="4"/>
+            </w:tcBorders>
+            <w:shd w:fill="EDEDED" w:color="auto" w:val="clear"/>
+            <w:tcMar>
+              <w:top w:type="dxa" w:w="40"/>
+              <w:left w:type="dxa" w:w="80"/>
+              <w:bottom w:type="dxa" w:w="40"/>
+              <w:right w:type="dxa" w:w="80"/>
+            </w:tcMar>
+          </w:tcPr>
+          <w:p>
+            <w:r>
+              <w:rPr>
+                <w:rFonts w:ascii="Yu Gothic" w:cs="Yu Gothic" w:eastAsia="Yu Gothic" w:hAnsi="Yu Gothic"/>
+                <w:b/>
+                <w:bCs/>
+                <w:sz w:val="15"/>
+                <w:szCs w:val="15"/>
+              </w:rPr>
+              <w:t xml:space="preserve">内容</w:t>
+            </w:r>
+          </w:p>
+        </w:tc>
+      </w:tr>
+      <w:tr>
+        <w:trPr>
+          <w:cantSplit/>
+          <w:tblHeader w:val="off"/>
+        </w:trPr>
+        <w:tc>
+          <w:tcPr>
+            <w:tcW w:type="dxa" w:w="3000"/>
+            <w:tcBorders>
+              <w:top w:val="single" w:color="000000" w:sz="4"/>
+              <w:left w:val="single" w:color="000000" w:sz="4"/>
+              <w:bottom w:val="single" w:color="000000" w:sz="4"/>
+              <w:right w:val="single" w:color="000000" w:sz="4"/>
+            </w:tcBorders>
+            <w:tcMar>
+              <w:top w:type="dxa" w:w="40"/>
+              <w:left w:type="dxa" w:w="80"/>
+              <w:bottom w:type="dxa" w:w="40"/>
+              <w:right w:type="dxa" w:w="80"/>
+            </w:tcMar>
+          </w:tcPr>
+          <w:p>
+            <w:r>
+              <w:rPr>
+                <w:rFonts w:ascii="Yu Gothic" w:cs="Yu Gothic" w:eastAsia="Yu Gothic" w:hAnsi="Yu Gothic"/>
+                <w:b w:val="false"/>
+                <w:bCs w:val="false"/>
+                <w:sz w:val="15"/>
+                <w:szCs w:val="15"/>
+              </w:rPr>
+              <w:t xml:space="preserve">JASCC_GL/承認済み企画書/</w:t>
+            </w:r>
+          </w:p>
+        </w:tc>
+        <w:tc>
+          <w:tcPr>
+            <w:tcW w:type="dxa" w:w="6600"/>
+            <w:tcBorders>
+              <w:top w:val="single" w:color="000000" w:sz="4"/>
+              <w:left w:val="single" w:color="000000" w:sz="4"/>
+              <w:bottom w:val="single" w:color="000000" w:sz="4"/>
+              <w:right w:val="single" w:color="000000" w:sz="4"/>
+            </w:tcBorders>
+            <w:tcMar>
+              <w:top w:type="dxa" w:w="40"/>
+              <w:left w:type="dxa" w:w="80"/>
+              <w:bottom w:type="dxa" w:w="40"/>
+              <w:right w:type="dxa" w:w="80"/>
+            </w:tcMar>
+          </w:tcPr>
+          <w:p>
+            <w:r>
+              <w:rPr>
+                <w:rFonts w:ascii="Yu Gothic" w:cs="Yu Gothic" w:eastAsia="Yu Gothic" w:hAnsi="Yu Gothic"/>
+                <w:b w:val="false"/>
+                <w:bCs w:val="false"/>
+                <w:sz w:val="15"/>
+                <w:szCs w:val="15"/>
+              </w:rPr>
+              <w:t xml:space="preserve">承認済み企画書(Ver1)、提案書v2、前回Scope</w:t>
+            </w:r>
+          </w:p>
+        </w:tc>
+      </w:tr>
+      <w:tr>
+        <w:trPr>
+          <w:cantSplit/>
+          <w:tblHeader w:val="off"/>
+        </w:trPr>
+        <w:tc>
+          <w:tcPr>
+            <w:tcW w:type="dxa" w:w="3000"/>
+            <w:tcBorders>
+              <w:top w:val="single" w:color="000000" w:sz="4"/>
+              <w:left w:val="single" w:color="000000" w:sz="4"/>
+              <w:bottom w:val="single" w:color="000000" w:sz="4"/>
+              <w:right w:val="single" w:color="000000" w:sz="4"/>
+            </w:tcBorders>
+            <w:tcMar>
+              <w:top w:type="dxa" w:w="40"/>
+              <w:left w:type="dxa" w:w="80"/>
+              <w:bottom w:type="dxa" w:w="40"/>
+              <w:right w:type="dxa" w:w="80"/>
+            </w:tcMar>
+          </w:tcPr>
+          <w:p>
+            <w:r>
+              <w:rPr>
+                <w:rFonts w:ascii="Yu Gothic" w:cs="Yu Gothic" w:eastAsia="Yu Gothic" w:hAnsi="Yu Gothic"/>
+                <w:b w:val="false"/>
+                <w:bCs w:val="false"/>
+                <w:sz w:val="15"/>
+                <w:szCs w:val="15"/>
+              </w:rPr>
+              <w:t xml:space="preserve">JASCC_GL/論文受け取り/CQ名/</w:t>
+            </w:r>
+          </w:p>
+        </w:tc>
+        <w:tc>
+          <w:tcPr>
+            <w:tcW w:type="dxa" w:w="6600"/>
+            <w:tcBorders>
+              <w:top w:val="single" w:color="000000" w:sz="4"/>
+              <w:left w:val="single" w:color="000000" w:sz="4"/>
+              <w:bottom w:val="single" w:color="000000" w:sz="4"/>
+              <w:right w:val="single" w:color="000000" w:sz="4"/>
+            </w:tcBorders>
+            <w:tcMar>
+              <w:top w:type="dxa" w:w="40"/>
+              <w:left w:type="dxa" w:w="80"/>
+              <w:bottom w:type="dxa" w:w="40"/>
+              <w:right w:type="dxa" w:w="80"/>
+            </w:tcMar>
+          </w:tcPr>
+          <w:p>
+            <w:r>
+              <w:rPr>
+                <w:rFonts w:ascii="Yu Gothic" w:cs="Yu Gothic" w:eastAsia="Yu Gothic" w:hAnsi="Yu Gothic"/>
+                <w:b w:val="false"/>
+                <w:bCs w:val="false"/>
+                <w:sz w:val="15"/>
+                <w:szCs w:val="15"/>
+              </w:rPr>
+              <w:t xml:space="preserve">委員がPDF(PMID.pdf)を入れる場所。CQ名のフォルダは、init で自動で作られる</w:t>
+            </w:r>
+          </w:p>
+        </w:tc>
+      </w:tr>
+      <w:tr>
+        <w:trPr>
+          <w:cantSplit/>
+          <w:tblHeader w:val="off"/>
+        </w:trPr>
+        <w:tc>
+          <w:tcPr>
+            <w:tcW w:type="dxa" w:w="3000"/>
+            <w:tcBorders>
+              <w:top w:val="single" w:color="000000" w:sz="4"/>
+              <w:left w:val="single" w:color="000000" w:sz="4"/>
+              <w:bottom w:val="single" w:color="000000" w:sz="4"/>
+              <w:right w:val="single" w:color="000000" w:sz="4"/>
+            </w:tcBorders>
+            <w:tcMar>
+              <w:top w:type="dxa" w:w="40"/>
+              <w:left w:type="dxa" w:w="80"/>
+              <w:bottom w:type="dxa" w:w="40"/>
+              <w:right w:type="dxa" w:w="80"/>
+            </w:tcMar>
+          </w:tcPr>
+          <w:p>
+            <w:r>
+              <w:rPr>
+                <w:rFonts w:ascii="Yu Gothic" w:cs="Yu Gothic" w:eastAsia="Yu Gothic" w:hAnsi="Yu Gothic"/>
+                <w:b w:val="false"/>
+                <w:bCs w:val="false"/>
+                <w:sz w:val="15"/>
+                <w:szCs w:val="15"/>
+              </w:rPr>
+              <w:t xml:space="preserve">JASCC_GL/review_workspace/CQ名/</w:t>
+            </w:r>
+          </w:p>
+        </w:tc>
+        <w:tc>
+          <w:tcPr>
+            <w:tcW w:type="dxa" w:w="6600"/>
+            <w:tcBorders>
+              <w:top w:val="single" w:color="000000" w:sz="4"/>
+              <w:left w:val="single" w:color="000000" w:sz="4"/>
+              <w:bottom w:val="single" w:color="000000" w:sz="4"/>
+              <w:right w:val="single" w:color="000000" w:sz="4"/>
+            </w:tcBorders>
+            <w:tcMar>
+              <w:top w:type="dxa" w:w="40"/>
+              <w:left w:type="dxa" w:w="80"/>
+              <w:bottom w:type="dxa" w:w="40"/>
+              <w:right w:type="dxa" w:w="80"/>
+            </w:tcMar>
+          </w:tcPr>
+          <w:p>
+            <w:r>
+              <w:rPr>
+                <w:rFonts w:ascii="Yu Gothic" w:cs="Yu Gothic" w:eastAsia="Yu Gothic" w:hAnsi="Yu Gothic"/>
+                <w:b w:val="false"/>
+                <w:bCs w:val="false"/>
+                <w:sz w:val="15"/>
+                <w:szCs w:val="15"/>
+              </w:rPr>
+              <w:t xml:space="preserve">CQごとの作業ブック(minds_review.xlsx)、papers/、MANIFEST.md</w:t>
+            </w:r>
+          </w:p>
+        </w:tc>
+      </w:tr>
+      <w:tr>
+        <w:trPr>
+          <w:cantSplit/>
+          <w:tblHeader w:val="off"/>
+        </w:trPr>
+        <w:tc>
+          <w:tcPr>
+            <w:tcW w:type="dxa" w:w="3000"/>
+            <w:tcBorders>
+              <w:top w:val="single" w:color="000000" w:sz="4"/>
+              <w:left w:val="single" w:color="000000" w:sz="4"/>
+              <w:bottom w:val="single" w:color="000000" w:sz="4"/>
+              <w:right w:val="single" w:color="000000" w:sz="4"/>
+            </w:tcBorders>
+            <w:tcMar>
+              <w:top w:type="dxa" w:w="40"/>
+              <w:left w:type="dxa" w:w="80"/>
+              <w:bottom w:type="dxa" w:w="40"/>
+              <w:right w:type="dxa" w:w="80"/>
+            </w:tcMar>
+          </w:tcPr>
+          <w:p>
+            <w:r>
+              <w:rPr>
+                <w:rFonts w:ascii="Yu Gothic" w:cs="Yu Gothic" w:eastAsia="Yu Gothic" w:hAnsi="Yu Gothic"/>
+                <w:b w:val="false"/>
+                <w:bCs w:val="false"/>
+                <w:sz w:val="15"/>
+                <w:szCs w:val="15"/>
+              </w:rPr>
+              <w:t xml:space="preserve">JASCC_GL/review_workspace/_drafts/</w:t>
+            </w:r>
+          </w:p>
+        </w:tc>
+        <w:tc>
+          <w:tcPr>
+            <w:tcW w:type="dxa" w:w="6600"/>
+            <w:tcBorders>
+              <w:top w:val="single" w:color="000000" w:sz="4"/>
+              <w:left w:val="single" w:color="000000" w:sz="4"/>
+              <w:bottom w:val="single" w:color="000000" w:sz="4"/>
+              <w:right w:val="single" w:color="000000" w:sz="4"/>
+            </w:tcBorders>
+            <w:tcMar>
+              <w:top w:type="dxa" w:w="40"/>
+              <w:left w:type="dxa" w:w="80"/>
+              <w:bottom w:type="dxa" w:w="40"/>
+              <w:right w:type="dxa" w:w="80"/>
+            </w:tcMar>
+          </w:tcPr>
+          <w:p>
+            <w:r>
+              <w:rPr>
+                <w:rFonts w:ascii="Yu Gothic" w:cs="Yu Gothic" w:eastAsia="Yu Gothic" w:hAnsi="Yu Gothic"/>
+                <w:b w:val="false"/>
+                <w:bCs w:val="false"/>
+                <w:sz w:val="15"/>
+                <w:szCs w:val="15"/>
+              </w:rPr>
+              <w:t xml:space="preserve">委員から返送された草案JSON(CQ名_氏名.draft.json)を集める場所</w:t>
+            </w:r>
+          </w:p>
+        </w:tc>
+      </w:tr>
+      <w:tr>
+        <w:trPr>
+          <w:cantSplit/>
+          <w:tblHeader w:val="off"/>
+        </w:trPr>
+        <w:tc>
+          <w:tcPr>
+            <w:tcW w:type="dxa" w:w="3000"/>
+            <w:tcBorders>
+              <w:top w:val="single" w:color="000000" w:sz="4"/>
+              <w:left w:val="single" w:color="000000" w:sz="4"/>
+              <w:bottom w:val="single" w:color="000000" w:sz="4"/>
+              <w:right w:val="single" w:color="000000" w:sz="4"/>
+            </w:tcBorders>
+            <w:tcMar>
+              <w:top w:type="dxa" w:w="40"/>
+              <w:left w:type="dxa" w:w="80"/>
+              <w:bottom w:type="dxa" w:w="40"/>
+              <w:right w:type="dxa" w:w="80"/>
+            </w:tcMar>
+          </w:tcPr>
+          <w:p>
+            <w:r>
+              <w:rPr>
+                <w:rFonts w:ascii="Yu Gothic" w:cs="Yu Gothic" w:eastAsia="Yu Gothic" w:hAnsi="Yu Gothic"/>
+                <w:b w:val="false"/>
+                <w:bCs w:val="false"/>
+                <w:sz w:val="15"/>
+                <w:szCs w:val="15"/>
+              </w:rPr>
+              <w:t xml:space="preserve">JASCC_GL/review_workspace/ の _draft_sheets、_secretariat、_meeting、_etd、_minds_documents</w:t>
+            </w:r>
+          </w:p>
+        </w:tc>
+        <w:tc>
+          <w:tcPr>
+            <w:tcW w:type="dxa" w:w="6600"/>
+            <w:tcBorders>
+              <w:top w:val="single" w:color="000000" w:sz="4"/>
+              <w:left w:val="single" w:color="000000" w:sz="4"/>
+              <w:bottom w:val="single" w:color="000000" w:sz="4"/>
+              <w:right w:val="single" w:color="000000" w:sz="4"/>
+            </w:tcBorders>
+            <w:tcMar>
+              <w:top w:type="dxa" w:w="40"/>
+              <w:left w:type="dxa" w:w="80"/>
+              <w:bottom w:type="dxa" w:w="40"/>
+              <w:right w:type="dxa" w:w="80"/>
+            </w:tcMar>
+          </w:tcPr>
+          <w:p>
+            <w:r>
+              <w:rPr>
+                <w:rFonts w:ascii="Yu Gothic" w:cs="Yu Gothic" w:eastAsia="Yu Gothic" w:hAnsi="Yu Gothic"/>
+                <w:b w:val="false"/>
+                <w:bCs w:val="false"/>
+                <w:sz w:val="15"/>
+                <w:szCs w:val="15"/>
+              </w:rPr>
+              <w:t xml:space="preserve">草案作成シート、事務局用の検証画面、決定記録シート、2023年版の推奨作成の記録(EtD)、Minds書類の一式。コマンドで作り直される出力</w:t>
+            </w:r>
+          </w:p>
+        </w:tc>
+      </w:tr>
+      <w:tr>
+        <w:trPr>
+          <w:cantSplit/>
+          <w:tblHeader w:val="off"/>
+        </w:trPr>
+        <w:tc>
+          <w:tcPr>
+            <w:tcW w:type="dxa" w:w="3000"/>
+            <w:tcBorders>
+              <w:top w:val="single" w:color="000000" w:sz="4"/>
+              <w:left w:val="single" w:color="000000" w:sz="4"/>
+              <w:bottom w:val="single" w:color="000000" w:sz="4"/>
+              <w:right w:val="single" w:color="000000" w:sz="4"/>
+            </w:tcBorders>
+            <w:tcMar>
+              <w:top w:type="dxa" w:w="40"/>
+              <w:left w:type="dxa" w:w="80"/>
+              <w:bottom w:type="dxa" w:w="40"/>
+              <w:right w:type="dxa" w:w="80"/>
+            </w:tcMar>
+          </w:tcPr>
+          <w:p>
+            <w:r>
+              <w:rPr>
+                <w:rFonts w:ascii="Yu Gothic" w:cs="Yu Gothic" w:eastAsia="Yu Gothic" w:hAnsi="Yu Gothic"/>
+                <w:b w:val="false"/>
+                <w:bCs w:val="false"/>
+                <w:sz w:val="15"/>
+                <w:szCs w:val="15"/>
+              </w:rPr>
+              <w:t xml:space="preserve">JASCC_GL/決定記録/</w:t>
+            </w:r>
+          </w:p>
+        </w:tc>
+        <w:tc>
+          <w:tcPr>
+            <w:tcW w:type="dxa" w:w="6600"/>
+            <w:tcBorders>
+              <w:top w:val="single" w:color="000000" w:sz="4"/>
+              <w:left w:val="single" w:color="000000" w:sz="4"/>
+              <w:bottom w:val="single" w:color="000000" w:sz="4"/>
+              <w:right w:val="single" w:color="000000" w:sz="4"/>
+            </w:tcBorders>
+            <w:tcMar>
+              <w:top w:type="dxa" w:w="40"/>
+              <w:left w:type="dxa" w:w="80"/>
+              <w:bottom w:type="dxa" w:w="40"/>
+              <w:right w:type="dxa" w:w="80"/>
+            </w:tcMar>
+          </w:tcPr>
+          <w:p>
+            <w:r>
+              <w:rPr>
+                <w:rFonts w:ascii="Yu Gothic" w:cs="Yu Gothic" w:eastAsia="Yu Gothic" w:hAnsi="Yu Gothic"/>
+                <w:b w:val="false"/>
+                <w:bCs w:val="false"/>
+                <w:sz w:val="15"/>
+                <w:szCs w:val="15"/>
+              </w:rPr>
+              <w:t xml:space="preserve">会議で書き出した 決定記録_日付.json、CSV</w:t>
+            </w:r>
+          </w:p>
+        </w:tc>
+      </w:tr>
+      <w:tr>
+        <w:trPr>
+          <w:cantSplit/>
+          <w:tblHeader w:val="off"/>
+        </w:trPr>
+        <w:tc>
+          <w:tcPr>
+            <w:tcW w:type="dxa" w:w="3000"/>
+            <w:tcBorders>
+              <w:top w:val="single" w:color="000000" w:sz="4"/>
+              <w:left w:val="single" w:color="000000" w:sz="4"/>
+              <w:bottom w:val="single" w:color="000000" w:sz="4"/>
+              <w:right w:val="single" w:color="000000" w:sz="4"/>
+            </w:tcBorders>
+            <w:tcMar>
+              <w:top w:type="dxa" w:w="40"/>
+              <w:left w:type="dxa" w:w="80"/>
+              <w:bottom w:type="dxa" w:w="40"/>
+              <w:right w:type="dxa" w:w="80"/>
+            </w:tcMar>
+          </w:tcPr>
+          <w:p>
+            <w:r>
+              <w:rPr>
+                <w:rFonts w:ascii="Yu Gothic" w:cs="Yu Gothic" w:eastAsia="Yu Gothic" w:hAnsi="Yu Gothic"/>
+                <w:b w:val="false"/>
+                <w:bCs w:val="false"/>
+                <w:sz w:val="15"/>
+                <w:szCs w:val="15"/>
+              </w:rPr>
+              <w:t xml:space="preserve">JASCC_GL/配布資料/</w:t>
+            </w:r>
+          </w:p>
+        </w:tc>
+        <w:tc>
+          <w:tcPr>
+            <w:tcW w:type="dxa" w:w="6600"/>
+            <w:tcBorders>
+              <w:top w:val="single" w:color="000000" w:sz="4"/>
+              <w:left w:val="single" w:color="000000" w:sz="4"/>
+              <w:bottom w:val="single" w:color="000000" w:sz="4"/>
+              <w:right w:val="single" w:color="000000" w:sz="4"/>
+            </w:tcBorders>
+            <w:tcMar>
+              <w:top w:type="dxa" w:w="40"/>
+              <w:left w:type="dxa" w:w="80"/>
+              <w:bottom w:type="dxa" w:w="40"/>
+              <w:right w:type="dxa" w:w="80"/>
+            </w:tcMar>
+          </w:tcPr>
+          <w:p>
+            <w:r>
+              <w:rPr>
+                <w:rFonts w:ascii="Yu Gothic" w:cs="Yu Gothic" w:eastAsia="Yu Gothic" w:hAnsi="Yu Gothic"/>
+                <w:b w:val="false"/>
+                <w:bCs w:val="false"/>
+                <w:sz w:val="15"/>
+                <w:szCs w:val="15"/>
+              </w:rPr>
+              <w:t xml:space="preserve">手順書・依頼書(Word)</w:t>
+            </w:r>
+          </w:p>
+        </w:tc>
+      </w:tr>
+    </w:tbl>
+    <w:p>
+      <w:pPr>
+        <w:pStyle w:val="ListParagraph"/>
+        <w:numPr>
+          <w:ilvl w:val="0"/>
+          <w:numId w:val="2"/>
+        </w:numPr>
+        <w:spacing w:after="50"/>
+      </w:pPr>
+      <w:r>
+        <w:rPr>
+          <w:rFonts w:ascii="Yu Gothic" w:cs="Yu Gothic" w:eastAsia="Yu Gothic" w:hAnsi="Yu Gothic"/>
+          <w:sz w:val="20"/>
+          <w:szCs w:val="20"/>
+        </w:rPr>
+        <w:t xml:space="preserve">platform(GitHubから取得したコピー)は、Googleドライブの外に置く。.git と .venv は、ファイル数が多く、同期の負荷が大きいため。</w:t>
+      </w:r>
+    </w:p>
+    <w:p>
+      <w:pPr>
+        <w:pStyle w:val="ListParagraph"/>
+        <w:numPr>
+          <w:ilvl w:val="0"/>
+          <w:numId w:val="2"/>
+        </w:numPr>
+        <w:spacing w:after="50"/>
+      </w:pPr>
+      <w:r>
+        <w:rPr>
+          <w:rFonts w:ascii="Yu Gothic" w:cs="Yu Gothic" w:eastAsia="Yu Gothic" w:hAnsi="Yu Gothic"/>
+          <w:sz w:val="20"/>
+          <w:szCs w:val="20"/>
+        </w:rPr>
+        <w:t xml:space="preserve">コマンドは5つで足りる: init(フォルダ作成)、first(初回作成)、papers(論文の配置と登録)、full(Claudeの下書きまで)、minds(Minds書類の一式の出力)。いずれも bash platform/run_jascc.sh &lt;コマンド&gt; の形で実行する。</w:t>
+      </w:r>
+    </w:p>
+    <w:p>
+      <w:pPr>
+        <w:pStyle w:val="ListParagraph"/>
+        <w:numPr>
+          <w:ilvl w:val="0"/>
+          <w:numId w:val="2"/>
+        </w:numPr>
+        <w:spacing w:after="50"/>
+      </w:pPr>
+      <w:r>
+        <w:rPr>
+          <w:rFonts w:ascii="Yu Gothic" w:cs="Yu Gothic" w:eastAsia="Yu Gothic" w:hAnsi="Yu Gothic"/>
+          <w:sz w:val="20"/>
+          <w:szCs w:val="20"/>
+        </w:rPr>
+        <w:t xml:space="preserve">同じファイルを複数の人が同時に編集すると、Googleドライブが「競合コピー」を作る。作業ブックは、担当2名が別々のシート(4-5_氏名)に書く運用であり、同時に開く場合は、先に保存した人の内容を確認してから開く。</w:t>
+      </w:r>
+    </w:p>
+    <w:p>
+      <w:pPr>
+        <w:pStyle w:val="ListParagraph"/>
+        <w:numPr>
+          <w:ilvl w:val="0"/>
+          <w:numId w:val="2"/>
+        </w:numPr>
+        <w:spacing w:after="50"/>
+      </w:pPr>
+      <w:r>
+        <w:rPr>
+          <w:rFonts w:ascii="Yu Gothic" w:cs="Yu Gothic" w:eastAsia="Yu Gothic" w:hAnsi="Yu Gothic"/>
+          <w:sz w:val="20"/>
+          <w:szCs w:val="20"/>
+        </w:rPr>
+        <w:t xml:space="preserve">委員への共有: 論文受け取りフォルダは、編集者の権限で共有する。作業ブック(review_workspace のCQフォルダ)は、担当するCQのフォルダだけを、担当の2名に共有する。</w:t>
+      </w:r>
+    </w:p>
+    <w:p>
+      <w:pPr>
+        <w:pStyle w:val="Heading1"/>
+        <w:spacing w:after="120" w:before="280"/>
+      </w:pPr>
+      <w:r>
+        <w:rPr>
+          <w:rFonts w:ascii="Yu Gothic" w:cs="Yu Gothic" w:eastAsia="Yu Gothic" w:hAnsi="Yu Gothic"/>
+          <w:b/>
+          <w:bCs/>
+          <w:sz w:val="26"/>
+          <w:szCs w:val="26"/>
+        </w:rPr>
+        <w:t xml:space="preserve">5. 2023年版の推奨作成の記録(EtD)</w:t>
+      </w:r>
+    </w:p>
+    <w:p>
+      <w:pPr>
+        <w:spacing w:after="100"/>
+      </w:pPr>
+      <w:r>
+        <w:rPr>
+          <w:rFonts w:ascii="Yu Gothic" w:cs="Yu Gothic" w:eastAsia="Yu Gothic" w:hAnsi="Yu Gothic"/>
+          <w:sz w:val="20"/>
+          <w:szCs w:val="20"/>
+        </w:rPr>
+        <w:t xml:space="preserve">2023年版の各CQの記載を、2023年版の体裁のまま、先に記録表にした。AIが要約や言い換えをした内容はなく、刊行版のPDFから取り出した内容である。</w:t>
+      </w:r>
+    </w:p>
+    <w:tbl>
+      <w:tblPr>
+        <w:tblW w:type="dxa" w:w="9600"/>
+        <w:tblBorders>
+          <w:top w:val="single" w:color="auto" w:sz="4"/>
+          <w:left w:val="single" w:color="auto" w:sz="4"/>
+          <w:bottom w:val="single" w:color="auto" w:sz="4"/>
+          <w:right w:val="single" w:color="auto" w:sz="4"/>
+          <w:insideH w:val="single" w:color="auto" w:sz="4"/>
+          <w:insideV w:val="single" w:color="auto" w:sz="4"/>
+        </w:tblBorders>
+      </w:tblPr>
+      <w:tblGrid>
+        <w:gridCol w:w="3000"/>
+        <w:gridCol w:w="6600"/>
+      </w:tblGrid>
+      <w:tr>
+        <w:trPr>
+          <w:cantSplit/>
+          <w:tblHeader/>
+        </w:trPr>
+        <w:tc>
+          <w:tcPr>
+            <w:tcW w:type="dxa" w:w="3000"/>
+            <w:tcBorders>
+              <w:top w:val="single" w:color="000000" w:sz="4"/>
+              <w:left w:val="single" w:color="000000" w:sz="4"/>
+              <w:bottom w:val="single" w:color="000000" w:sz="4"/>
+              <w:right w:val="single" w:color="000000" w:sz="4"/>
+            </w:tcBorders>
+            <w:shd w:fill="EDEDED" w:color="auto" w:val="clear"/>
+            <w:tcMar>
+              <w:top w:type="dxa" w:w="40"/>
+              <w:left w:type="dxa" w:w="80"/>
+              <w:bottom w:type="dxa" w:w="40"/>
+              <w:right w:type="dxa" w:w="80"/>
+            </w:tcMar>
+          </w:tcPr>
+          <w:p>
+            <w:r>
+              <w:rPr>
+                <w:rFonts w:ascii="Yu Gothic" w:cs="Yu Gothic" w:eastAsia="Yu Gothic" w:hAnsi="Yu Gothic"/>
+                <w:b/>
+                <w:bCs/>
+                <w:sz w:val="15"/>
+                <w:szCs w:val="15"/>
+              </w:rPr>
+              <w:t xml:space="preserve">項目</w:t>
+            </w:r>
+          </w:p>
+        </w:tc>
+        <w:tc>
+          <w:tcPr>
+            <w:tcW w:type="dxa" w:w="6600"/>
+            <w:tcBorders>
+              <w:top w:val="single" w:color="000000" w:sz="4"/>
+              <w:left w:val="single" w:color="000000" w:sz="4"/>
+              <w:bottom w:val="single" w:color="000000" w:sz="4"/>
+              <w:right w:val="single" w:color="000000" w:sz="4"/>
+            </w:tcBorders>
+            <w:shd w:fill="EDEDED" w:color="auto" w:val="clear"/>
+            <w:tcMar>
+              <w:top w:type="dxa" w:w="40"/>
+              <w:left w:type="dxa" w:w="80"/>
+              <w:bottom w:type="dxa" w:w="40"/>
+              <w:right w:type="dxa" w:w="80"/>
+            </w:tcMar>
+          </w:tcPr>
+          <w:p>
+            <w:r>
+              <w:rPr>
+                <w:rFonts w:ascii="Yu Gothic" w:cs="Yu Gothic" w:eastAsia="Yu Gothic" w:hAnsi="Yu Gothic"/>
+                <w:b/>
+                <w:bCs/>
+                <w:sz w:val="15"/>
+                <w:szCs w:val="15"/>
+              </w:rPr>
+              <w:t xml:space="preserve">内容</w:t>
+            </w:r>
+          </w:p>
+        </w:tc>
+      </w:tr>
+      <w:tr>
+        <w:trPr>
+          <w:cantSplit/>
+          <w:tblHeader w:val="off"/>
+        </w:trPr>
+        <w:tc>
+          <w:tcPr>
+            <w:tcW w:type="dxa" w:w="3000"/>
+            <w:tcBorders>
+              <w:top w:val="single" w:color="000000" w:sz="4"/>
+              <w:left w:val="single" w:color="000000" w:sz="4"/>
+              <w:bottom w:val="single" w:color="000000" w:sz="4"/>
+              <w:right w:val="single" w:color="000000" w:sz="4"/>
+            </w:tcBorders>
+            <w:tcMar>
+              <w:top w:type="dxa" w:w="40"/>
+              <w:left w:type="dxa" w:w="80"/>
+              <w:bottom w:type="dxa" w:w="40"/>
+              <w:right w:type="dxa" w:w="80"/>
+            </w:tcMar>
+          </w:tcPr>
+          <w:p>
+            <w:r>
+              <w:rPr>
+                <w:rFonts w:ascii="Yu Gothic" w:cs="Yu Gothic" w:eastAsia="Yu Gothic" w:hAnsi="Yu Gothic"/>
+                <w:b w:val="false"/>
+                <w:bCs w:val="false"/>
+                <w:sz w:val="15"/>
+                <w:szCs w:val="15"/>
+              </w:rPr>
+              <w:t xml:space="preserve">推奨文、推奨の強さ、エビデンスの確実性</w:t>
+            </w:r>
+          </w:p>
+        </w:tc>
+        <w:tc>
+          <w:tcPr>
+            <w:tcW w:type="dxa" w:w="6600"/>
+            <w:tcBorders>
+              <w:top w:val="single" w:color="000000" w:sz="4"/>
+              <w:left w:val="single" w:color="000000" w:sz="4"/>
+              <w:bottom w:val="single" w:color="000000" w:sz="4"/>
+              <w:right w:val="single" w:color="000000" w:sz="4"/>
+            </w:tcBorders>
+            <w:tcMar>
+              <w:top w:type="dxa" w:w="40"/>
+              <w:left w:type="dxa" w:w="80"/>
+              <w:bottom w:type="dxa" w:w="40"/>
+              <w:right w:type="dxa" w:w="80"/>
+            </w:tcMar>
+          </w:tcPr>
+          <w:p>
+            <w:r>
+              <w:rPr>
+                <w:rFonts w:ascii="Yu Gothic" w:cs="Yu Gothic" w:eastAsia="Yu Gothic" w:hAnsi="Yu Gothic"/>
+                <w:b w:val="false"/>
+                <w:bCs w:val="false"/>
+                <w:sz w:val="15"/>
+                <w:szCs w:val="15"/>
+              </w:rPr>
+              <w:t xml:space="preserve">2023年版のとおり(例: 牛車腎気丸は 4B。CIPN症状(白金製剤由来に限る)の予防として投与しないことを提案する)</w:t>
+            </w:r>
+          </w:p>
+        </w:tc>
+      </w:tr>
+      <w:tr>
+        <w:trPr>
+          <w:cantSplit/>
+          <w:tblHeader w:val="off"/>
+        </w:trPr>
+        <w:tc>
+          <w:tcPr>
+            <w:tcW w:type="dxa" w:w="3000"/>
+            <w:tcBorders>
+              <w:top w:val="single" w:color="000000" w:sz="4"/>
+              <w:left w:val="single" w:color="000000" w:sz="4"/>
+              <w:bottom w:val="single" w:color="000000" w:sz="4"/>
+              <w:right w:val="single" w:color="000000" w:sz="4"/>
+            </w:tcBorders>
+            <w:tcMar>
+              <w:top w:type="dxa" w:w="40"/>
+              <w:left w:type="dxa" w:w="80"/>
+              <w:bottom w:type="dxa" w:w="40"/>
+              <w:right w:type="dxa" w:w="80"/>
+            </w:tcMar>
+          </w:tcPr>
+          <w:p>
+            <w:r>
+              <w:rPr>
+                <w:rFonts w:ascii="Yu Gothic" w:cs="Yu Gothic" w:eastAsia="Yu Gothic" w:hAnsi="Yu Gothic"/>
+                <w:b w:val="false"/>
+                <w:bCs w:val="false"/>
+                <w:sz w:val="15"/>
+                <w:szCs w:val="15"/>
+              </w:rPr>
+              <w:t xml:space="preserve">投票結果</w:t>
+            </w:r>
+          </w:p>
+        </w:tc>
+        <w:tc>
+          <w:tcPr>
+            <w:tcW w:type="dxa" w:w="6600"/>
+            <w:tcBorders>
+              <w:top w:val="single" w:color="000000" w:sz="4"/>
+              <w:left w:val="single" w:color="000000" w:sz="4"/>
+              <w:bottom w:val="single" w:color="000000" w:sz="4"/>
+              <w:right w:val="single" w:color="000000" w:sz="4"/>
+            </w:tcBorders>
+            <w:tcMar>
+              <w:top w:type="dxa" w:w="40"/>
+              <w:left w:type="dxa" w:w="80"/>
+              <w:bottom w:type="dxa" w:w="40"/>
+              <w:right w:type="dxa" w:w="80"/>
+            </w:tcMar>
+          </w:tcPr>
+          <w:p>
+            <w:r>
+              <w:rPr>
+                <w:rFonts w:ascii="Yu Gothic" w:cs="Yu Gothic" w:eastAsia="Yu Gothic" w:hAnsi="Yu Gothic"/>
+                <w:b w:val="false"/>
+                <w:bCs w:val="false"/>
+                <w:sz w:val="15"/>
+                <w:szCs w:val="15"/>
+              </w:rPr>
+              <w:t xml:space="preserve">投票者数、棄権(利益相反・SR)、5択(1強く推奨、2提案する、3推奨なし、4しないことを提案、5しないことを強く推奨)の票数と分母。17CQすべてで、刊行版の合意率と一致することを確認済み</w:t>
+            </w:r>
+          </w:p>
+        </w:tc>
+      </w:tr>
+      <w:tr>
+        <w:trPr>
+          <w:cantSplit/>
+          <w:tblHeader w:val="off"/>
+        </w:trPr>
+        <w:tc>
+          <w:tcPr>
+            <w:tcW w:type="dxa" w:w="3000"/>
+            <w:tcBorders>
+              <w:top w:val="single" w:color="000000" w:sz="4"/>
+              <w:left w:val="single" w:color="000000" w:sz="4"/>
+              <w:bottom w:val="single" w:color="000000" w:sz="4"/>
+              <w:right w:val="single" w:color="000000" w:sz="4"/>
+            </w:tcBorders>
+            <w:tcMar>
+              <w:top w:type="dxa" w:w="40"/>
+              <w:left w:type="dxa" w:w="80"/>
+              <w:bottom w:type="dxa" w:w="40"/>
+              <w:right w:type="dxa" w:w="80"/>
+            </w:tcMar>
+          </w:tcPr>
+          <w:p>
+            <w:r>
+              <w:rPr>
+                <w:rFonts w:ascii="Yu Gothic" w:cs="Yu Gothic" w:eastAsia="Yu Gothic" w:hAnsi="Yu Gothic"/>
+                <w:b w:val="false"/>
+                <w:bCs w:val="false"/>
+                <w:sz w:val="15"/>
+                <w:szCs w:val="15"/>
+              </w:rPr>
+              <w:t xml:space="preserve">推奨決定で考慮する項目</w:t>
+            </w:r>
+          </w:p>
+        </w:tc>
+        <w:tc>
+          <w:tcPr>
+            <w:tcW w:type="dxa" w:w="6600"/>
+            <w:tcBorders>
+              <w:top w:val="single" w:color="000000" w:sz="4"/>
+              <w:left w:val="single" w:color="000000" w:sz="4"/>
+              <w:bottom w:val="single" w:color="000000" w:sz="4"/>
+              <w:right w:val="single" w:color="000000" w:sz="4"/>
+            </w:tcBorders>
+            <w:tcMar>
+              <w:top w:type="dxa" w:w="40"/>
+              <w:left w:type="dxa" w:w="80"/>
+              <w:bottom w:type="dxa" w:w="40"/>
+              <w:right w:type="dxa" w:w="80"/>
+            </w:tcMar>
+          </w:tcPr>
+          <w:p>
+            <w:r>
+              <w:rPr>
+                <w:rFonts w:ascii="Yu Gothic" w:cs="Yu Gothic" w:eastAsia="Yu Gothic" w:hAnsi="Yu Gothic"/>
+                <w:b w:val="false"/>
+                <w:bCs w:val="false"/>
+                <w:sz w:val="15"/>
+                <w:szCs w:val="15"/>
+              </w:rPr>
+              <w:t xml:space="preserve">アウトカム全体にわたる総括的なエビデンスの確実性、望ましい効果と望ましくない効果のバランス、患者・市民の価値観と希望、資源の利用(コスト。高額が予想される場合のみ)。2023年版は、解説の中に含まれる。2028年版の欄は空欄で、委員が記入する</w:t>
+            </w:r>
+          </w:p>
+        </w:tc>
+      </w:tr>
+      <w:tr>
+        <w:trPr>
+          <w:cantSplit/>
+          <w:tblHeader w:val="off"/>
+        </w:trPr>
+        <w:tc>
+          <w:tcPr>
+            <w:tcW w:type="dxa" w:w="3000"/>
+            <w:tcBorders>
+              <w:top w:val="single" w:color="000000" w:sz="4"/>
+              <w:left w:val="single" w:color="000000" w:sz="4"/>
+              <w:bottom w:val="single" w:color="000000" w:sz="4"/>
+              <w:right w:val="single" w:color="000000" w:sz="4"/>
+            </w:tcBorders>
+            <w:tcMar>
+              <w:top w:type="dxa" w:w="40"/>
+              <w:left w:type="dxa" w:w="80"/>
+              <w:bottom w:type="dxa" w:w="40"/>
+              <w:right w:type="dxa" w:w="80"/>
+            </w:tcMar>
+          </w:tcPr>
+          <w:p>
+            <w:r>
+              <w:rPr>
+                <w:rFonts w:ascii="Yu Gothic" w:cs="Yu Gothic" w:eastAsia="Yu Gothic" w:hAnsi="Yu Gothic"/>
+                <w:b w:val="false"/>
+                <w:bCs w:val="false"/>
+                <w:sz w:val="15"/>
+                <w:szCs w:val="15"/>
+              </w:rPr>
+              <w:t xml:space="preserve">解説</w:t>
+            </w:r>
+          </w:p>
+        </w:tc>
+        <w:tc>
+          <w:tcPr>
+            <w:tcW w:type="dxa" w:w="6600"/>
+            <w:tcBorders>
+              <w:top w:val="single" w:color="000000" w:sz="4"/>
+              <w:left w:val="single" w:color="000000" w:sz="4"/>
+              <w:bottom w:val="single" w:color="000000" w:sz="4"/>
+              <w:right w:val="single" w:color="000000" w:sz="4"/>
+            </w:tcBorders>
+            <w:tcMar>
+              <w:top w:type="dxa" w:w="40"/>
+              <w:left w:type="dxa" w:w="80"/>
+              <w:bottom w:type="dxa" w:w="40"/>
+              <w:right w:type="dxa" w:w="80"/>
+            </w:tcMar>
+          </w:tcPr>
+          <w:p>
+            <w:r>
+              <w:rPr>
+                <w:rFonts w:ascii="Yu Gothic" w:cs="Yu Gothic" w:eastAsia="Yu Gothic" w:hAnsi="Yu Gothic"/>
+                <w:b w:val="false"/>
+                <w:bCs w:val="false"/>
+                <w:sz w:val="15"/>
+                <w:szCs w:val="15"/>
+              </w:rPr>
+              <w:t xml:space="preserve">2023年版の原文</w:t>
+            </w:r>
+          </w:p>
+        </w:tc>
+      </w:tr>
+    </w:tbl>
+    <w:p>
+      <w:pPr>
+        <w:pStyle w:val="ListParagraph"/>
+        <w:numPr>
+          <w:ilvl w:val="0"/>
+          <w:numId w:val="2"/>
+        </w:numPr>
+        <w:spacing w:after="50"/>
+      </w:pPr>
+      <w:r>
+        <w:rPr>
+          <w:rFonts w:ascii="Yu Gothic" w:cs="Yu Gothic" w:eastAsia="Yu Gothic" w:hAnsi="Yu Gothic"/>
+          <w:sz w:val="20"/>
+          <w:szCs w:val="20"/>
+        </w:rPr>
+        <w:t xml:space="preserve">見られる場所: 作業ブックの「EtD(2023年版)」シート、JASCC_GL/review_workspace/_etd/CIPN_EtD_2023年版準拠.xlsx(一覧と、CQごとのシート)、決定記録シートの「2023年版の記載」の欄。</w:t>
+      </w:r>
+    </w:p>
+    <w:p>
+      <w:pPr>
+        <w:pStyle w:val="ListParagraph"/>
+        <w:numPr>
+          <w:ilvl w:val="0"/>
+          <w:numId w:val="2"/>
+        </w:numPr>
+        <w:spacing w:after="50"/>
+      </w:pPr>
+      <w:r>
+        <w:rPr>
+          <w:rFonts w:ascii="Yu Gothic" w:cs="Yu Gothic" w:eastAsia="Yu Gothic" w:hAnsi="Yu Gothic"/>
+          <w:sz w:val="20"/>
+          <w:szCs w:val="20"/>
+        </w:rPr>
+        <w:t xml:space="preserve">冷却と圧迫は、2023年版では別のCQで、今回は統合する(企画書)。統合したCQでは、2023年版の2つの記載を並べて表示する。</w:t>
+      </w:r>
+    </w:p>
+    <w:p>
+      <w:pPr>
+        <w:pStyle w:val="ListParagraph"/>
+        <w:numPr>
+          <w:ilvl w:val="0"/>
+          <w:numId w:val="2"/>
+        </w:numPr>
+        <w:spacing w:after="50"/>
+      </w:pPr>
+      <w:r>
+        <w:rPr>
+          <w:rFonts w:ascii="Yu Gothic" w:cs="Yu Gothic" w:eastAsia="Yu Gothic" w:hAnsi="Yu Gothic"/>
+          <w:sz w:val="20"/>
+          <w:szCs w:val="20"/>
+        </w:rPr>
+        <w:t xml:space="preserve">2028年版の推奨・投票は、決定記録シートで記録する(第8章)。EtDの2028年版の欄は、様式SR-8の結果と推奨作成会議の議論を見て、委員が記入する。</w:t>
+      </w:r>
+    </w:p>
+    <w:p>
+      <w:pPr>
+        <w:pStyle w:val="Heading1"/>
+        <w:spacing w:after="120" w:before="280"/>
+      </w:pPr>
+      <w:r>
+        <w:rPr>
+          <w:rFonts w:ascii="Yu Gothic" w:cs="Yu Gothic" w:eastAsia="Yu Gothic" w:hAnsi="Yu Gothic"/>
+          <w:b/>
+          <w:bCs/>
+          <w:sz w:val="26"/>
+          <w:szCs w:val="26"/>
+        </w:rPr>
+        <w:t xml:space="preserve">6. 作業ブック(Excel)の操作</w:t>
       </w:r>
     </w:p>
     <w:tbl>
@@ -2930,7 +3997,7 @@
           <w:sz w:val="26"/>
           <w:szCs w:val="26"/>
         </w:rPr>
-        <w:t xml:space="preserve">5. 草案作成シート(HTML)の操作</w:t>
+        <w:t xml:space="preserve">7. 草案作成シート(HTML)の操作</w:t>
       </w:r>
     </w:p>
     <w:p>
@@ -2943,7 +4010,7 @@
           <w:sz w:val="20"/>
           <w:szCs w:val="20"/>
         </w:rPr>
-        <w:t xml:space="preserve">review_workspace/_draft_sheets/CQ名.review.html を、ブラウザ(Chrome、Safari)で開く。インターネット接続は不要である。</w:t>
+        <w:t xml:space="preserve">JASCC_GL/review_workspace/_draft_sheets/CQ名.review.html を、ブラウザ(Chrome、Safari)で開く。インターネット接続は不要である。</w:t>
       </w:r>
     </w:p>
     <w:tbl>
@@ -3642,7 +4709,7 @@
           <w:sz w:val="26"/>
           <w:szCs w:val="26"/>
         </w:rPr>
-        <w:t xml:space="preserve">6. 決定記録シート(推奨作成会議)の操作</w:t>
+        <w:t xml:space="preserve">8. 決定記録シート(推奨作成会議)の操作</w:t>
       </w:r>
     </w:p>
     <w:p>
@@ -3655,7 +4722,7 @@
           <w:sz w:val="20"/>
           <w:szCs w:val="20"/>
         </w:rPr>
-        <w:t xml:space="preserve">事務局が、review_workspace/_meeting/決定記録シート.html を、会議で使う端末(議長または記録者のパソコン1台)で開く。画面を共有して進行する。</w:t>
+        <w:t xml:space="preserve">事務局が、JASCC_GL/review_workspace/_meeting/決定記録シート.html を、会議で使う端末(議長または記録者のパソコン1台)で開く。画面を共有して進行する。</w:t>
       </w:r>
     </w:p>
     <w:tbl>
@@ -4929,7 +5996,7 @@
           <w:sz w:val="26"/>
           <w:szCs w:val="26"/>
         </w:rPr>
-        <w:t xml:space="preserve">7. Minds書類の一式の出力(事務局)</w:t>
+        <w:t xml:space="preserve">9. Minds書類の一式の出力(事務局)</w:t>
       </w:r>
     </w:p>
     <w:p>
@@ -4942,7 +6009,7 @@
           <w:sz w:val="20"/>
           <w:szCs w:val="20"/>
         </w:rPr>
-        <w:t xml:space="preserve">会議の後、またはいつでも、次を実行する。openpyxl が入った環境(platform/.venv)で実行する。</w:t>
+        <w:t xml:space="preserve">会議の後、またはいつでも、次を実行する。JASCC_GL/決定記録/ の最新の決定記録JSONが、自動で使われる。</w:t>
       </w:r>
     </w:p>
     <w:p>
@@ -4955,7 +6022,7 @@
           <w:sz w:val="20"/>
           <w:szCs w:val="20"/>
         </w:rPr>
-        <w:t xml:space="preserve">platform/.venv/bin/python platform/core/export_minds_documents.py review_workspace --meeting 決定記録_2027-05-15.json -o review_workspace/_minds_documents</w:t>
+        <w:t xml:space="preserve">bash platform/run_jascc.sh minds</w:t>
       </w:r>
     </w:p>
     <w:tbl>
@@ -5325,7 +6392,7 @@
           <w:sz w:val="26"/>
           <w:szCs w:val="26"/>
         </w:rPr>
-        <w:t xml:space="preserve">8. 困ったとき</w:t>
+        <w:t xml:space="preserve">10. 困ったとき</w:t>
       </w:r>
     </w:p>
     <w:tbl>
@@ -5696,7 +6763,7 @@
                 <w:sz w:val="16"/>
                 <w:szCs w:val="16"/>
               </w:rPr>
-              <w:t xml:space="preserve">run_revision.sh が逸脱で止まる</w:t>
+              <w:t xml:space="preserve">run_jascc.sh(またはrun_revision.sh)が逸脱で止まる</w:t>
             </w:r>
           </w:p>
         </w:tc>
@@ -5808,7 +6875,7 @@
           <w:sz w:val="26"/>
           <w:szCs w:val="26"/>
         </w:rPr>
-        <w:t xml:space="preserve">9. 動作検証の結果</w:t>
+        <w:t xml:space="preserve">11. 動作検証の結果</w:t>
       </w:r>
     </w:p>
     <w:p>

--- a/platform/manuals/out/1_操作マニュアル.docx
+++ b/platform/manuals/out/1_操作マニュアル.docx
@@ -3036,6 +3036,89 @@
           <w:szCs w:val="20"/>
         </w:rPr>
         <w:t xml:space="preserve">2028年版の推奨・投票は、決定記録シートで記録する(第8章)。EtDの2028年版の欄は、様式SR-8の結果と推奨作成会議の議論を見て、委員が記入する。</w:t>
+      </w:r>
+    </w:p>
+    <w:p>
+      <w:pPr>
+        <w:pStyle w:val="Heading2"/>
+        <w:spacing w:after="80" w:before="200"/>
+      </w:pPr>
+      <w:r>
+        <w:rPr>
+          <w:rFonts w:ascii="Yu Gothic" w:cs="Yu Gothic" w:eastAsia="Yu Gothic" w:hAnsi="Yu Gothic"/>
+          <w:b/>
+          <w:bCs/>
+          <w:sz w:val="22"/>
+          <w:szCs w:val="22"/>
+        </w:rPr>
+        <w:t xml:space="preserve">5.1 GRADE EtD(11基準)の下書き</w:t>
+      </w:r>
+    </w:p>
+    <w:p>
+      <w:pPr>
+        <w:spacing w:after="100"/>
+      </w:pPr>
+      <w:r>
+        <w:rPr>
+          <w:rFonts w:ascii="Yu Gothic" w:cs="Yu Gothic" w:eastAsia="Yu Gothic" w:hAnsi="Yu Gothic"/>
+          <w:sz w:val="20"/>
+          <w:szCs w:val="20"/>
+        </w:rPr>
+        <w:t xml:space="preserve">提供された etd_draft(既存ガイドライン → GRADE EtD の下書き、出典検証つき)を、platform/etd_draft に追加した。2023年版の各CQの記載を入力として、GRADE EtDの11基準(問題の優先度、望ましい効果、望ましくない効果、エビデンスの確実性、価値観、効果のバランス、必要資源量、費用対効果、公平性、受容性、実行可能性)のワークシートを作る。</w:t>
+      </w:r>
+    </w:p>
+    <w:p>
+      <w:pPr>
+        <w:pStyle w:val="ListParagraph"/>
+        <w:numPr>
+          <w:ilvl w:val="0"/>
+          <w:numId w:val="2"/>
+        </w:numPr>
+        <w:spacing w:after="50"/>
+      </w:pPr>
+      <w:r>
+        <w:rPr>
+          <w:rFonts w:ascii="Yu Gothic" w:cs="Yu Gothic" w:eastAsia="Yu Gothic" w:hAnsi="Yu Gothic"/>
+          <w:sz w:val="20"/>
+          <w:szCs w:val="20"/>
+        </w:rPr>
+        <w:t xml:space="preserve">出力: JASCC_GL/review_workspace/_etd/etd_draft/worksheets/EtD_CQ01.docx など(17CQ、Wordと Markdown)。run_jascc.sh first の実行時に自動で作られる。</w:t>
+      </w:r>
+    </w:p>
+    <w:p>
+      <w:pPr>
+        <w:pStyle w:val="ListParagraph"/>
+        <w:numPr>
+          <w:ilvl w:val="0"/>
+          <w:numId w:val="2"/>
+        </w:numPr>
+        <w:spacing w:after="50"/>
+      </w:pPr>
+      <w:r>
+        <w:rPr>
+          <w:rFonts w:ascii="Yu Gothic" w:cs="Yu Gothic" w:eastAsia="Yu Gothic" w:hAnsi="Yu Gothic"/>
+          <w:sz w:val="20"/>
+          <w:szCs w:val="20"/>
+        </w:rPr>
+        <w:t xml:space="preserve">AIによる要約は行わない(LLMなし)。各基準には、2023年版の本文から機械的に拾った候補段落の番号と、末尾の付録に原文を載せる。2023年版に記載のない基準(価値観、必要資源量、費用対効果など)は「情報なし」と表示する。判断欄と委員記入欄は空欄である。</w:t>
+      </w:r>
+    </w:p>
+    <w:p>
+      <w:pPr>
+        <w:pStyle w:val="ListParagraph"/>
+        <w:numPr>
+          <w:ilvl w:val="0"/>
+          <w:numId w:val="2"/>
+        </w:numPr>
+        <w:spacing w:after="50"/>
+      </w:pPr>
+      <w:r>
+        <w:rPr>
+          <w:rFonts w:ascii="Yu Gothic" w:cs="Yu Gothic" w:eastAsia="Yu Gothic" w:hAnsi="Yu Gothic"/>
+          <w:sz w:val="20"/>
+          <w:szCs w:val="20"/>
+        </w:rPr>
+        <w:t xml:space="preserve">2023年版の推奨決定の方針は4項目(総括的な確実性、益と害のバランス、価値観と希望、資源)であり、11基準は項目が多い。どちらの様式で2028年版のEtDを作るかは、統括委員会が決める。決定までは、4項目の様式案(CIPN_EtD_2028様式案.xlsx)を基準とし、11基準の下書きは参考とする。</w:t>
       </w:r>
     </w:p>
     <w:p>

--- a/platform/manuals/out/1_操作マニュアル.docx
+++ b/platform/manuals/out/1_操作マニュアル.docx
@@ -2509,6 +2509,70 @@
                 <w:sz w:val="15"/>
                 <w:szCs w:val="15"/>
               </w:rPr>
+              <w:t xml:space="preserve">JASCC_GL/スクリーニング/CQ名/</w:t>
+            </w:r>
+          </w:p>
+        </w:tc>
+        <w:tc>
+          <w:tcPr>
+            <w:tcW w:type="dxa" w:w="6600"/>
+            <w:tcBorders>
+              <w:top w:val="single" w:color="000000" w:sz="4"/>
+              <w:left w:val="single" w:color="000000" w:sz="4"/>
+              <w:bottom w:val="single" w:color="000000" w:sz="4"/>
+              <w:right w:val="single" w:color="000000" w:sz="4"/>
+            </w:tcBorders>
+            <w:tcMar>
+              <w:top w:type="dxa" w:w="40"/>
+              <w:left w:type="dxa" w:w="80"/>
+              <w:bottom w:type="dxa" w:w="40"/>
+              <w:right w:type="dxa" w:w="80"/>
+            </w:tcMar>
+          </w:tcPr>
+          <w:p>
+            <w:r>
+              <w:rPr>
+                <w:rFonts w:ascii="Yu Gothic" w:cs="Yu Gothic" w:eastAsia="Yu Gothic" w:hAnsi="Yu Gothic"/>
+                <w:b w:val="false"/>
+                <w:bCs w:val="false"/>
+                <w:sz w:val="15"/>
+                <w:szCs w:val="15"/>
+              </w:rPr>
+              <w:t xml:space="preserve">担当者が書き出したスクリーニングのJSON(CQ名_氏名.screening.json)</w:t>
+            </w:r>
+          </w:p>
+        </w:tc>
+      </w:tr>
+      <w:tr>
+        <w:trPr>
+          <w:cantSplit/>
+          <w:tblHeader w:val="off"/>
+        </w:trPr>
+        <w:tc>
+          <w:tcPr>
+            <w:tcW w:type="dxa" w:w="3000"/>
+            <w:tcBorders>
+              <w:top w:val="single" w:color="000000" w:sz="4"/>
+              <w:left w:val="single" w:color="000000" w:sz="4"/>
+              <w:bottom w:val="single" w:color="000000" w:sz="4"/>
+              <w:right w:val="single" w:color="000000" w:sz="4"/>
+            </w:tcBorders>
+            <w:tcMar>
+              <w:top w:type="dxa" w:w="40"/>
+              <w:left w:type="dxa" w:w="80"/>
+              <w:bottom w:type="dxa" w:w="40"/>
+              <w:right w:type="dxa" w:w="80"/>
+            </w:tcMar>
+          </w:tcPr>
+          <w:p>
+            <w:r>
+              <w:rPr>
+                <w:rFonts w:ascii="Yu Gothic" w:cs="Yu Gothic" w:eastAsia="Yu Gothic" w:hAnsi="Yu Gothic"/>
+                <w:b w:val="false"/>
+                <w:bCs w:val="false"/>
+                <w:sz w:val="15"/>
+                <w:szCs w:val="15"/>
+              </w:rPr>
               <w:t xml:space="preserve">JASCC_GL/配布資料/</w:t>
             </w:r>
           </w:p>
@@ -3035,7 +3099,7 @@
           <w:sz w:val="20"/>
           <w:szCs w:val="20"/>
         </w:rPr>
-        <w:t xml:space="preserve">2028年版の推奨・投票は、決定記録シートで記録する(第8章)。EtDの2028年版の欄は、様式SR-8の結果と推奨作成会議の議論を見て、委員が記入する。</w:t>
+        <w:t xml:space="preserve">2028年版の推奨・投票は、決定記録シートで記録する(第9章)。EtDの2028年版の欄は、様式SR-8の結果と推奨作成会議の議論を見て、委員が記入する。</w:t>
       </w:r>
     </w:p>
     <w:p>
@@ -4792,7 +4856,538 @@
           <w:sz w:val="26"/>
           <w:szCs w:val="26"/>
         </w:rPr>
-        <w:t xml:space="preserve">8. 決定記録シート(推奨作成会議)の操作</w:t>
+        <w:t xml:space="preserve">8. スクリーニング管理(一次・二次・全文・判定の変更・理由)</w:t>
+      </w:r>
+    </w:p>
+    <w:p>
+      <w:pPr>
+        <w:spacing w:after="100"/>
+      </w:pPr>
+      <w:r>
+        <w:rPr>
+          <w:rFonts w:ascii="Yu Gothic" w:cs="Yu Gothic" w:eastAsia="Yu Gothic" w:hAnsi="Yu Gothic"/>
+          <w:sz w:val="20"/>
+          <w:szCs w:val="20"/>
+        </w:rPr>
+        <w:t xml:space="preserve">CQごとのスクリーニング管理シート(JASCC_GL/review_workspace/_screening/CQ名.screening.html)で、次の作業を管理する。2名が別々に判定し、担当者ごとにJSONを書き出す。照合はコマンドで行い、結果は作業ブックの「スクリーニングログ」「スクリーニング照合」「スクリーニング履歴」「スクリーニング進捗」に入る。</w:t>
+      </w:r>
+    </w:p>
+    <w:tbl>
+      <w:tblPr>
+        <w:tblW w:type="dxa" w:w="9600"/>
+        <w:tblBorders>
+          <w:top w:val="single" w:color="auto" w:sz="4"/>
+          <w:left w:val="single" w:color="auto" w:sz="4"/>
+          <w:bottom w:val="single" w:color="auto" w:sz="4"/>
+          <w:right w:val="single" w:color="auto" w:sz="4"/>
+          <w:insideH w:val="single" w:color="auto" w:sz="4"/>
+          <w:insideV w:val="single" w:color="auto" w:sz="4"/>
+        </w:tblBorders>
+      </w:tblPr>
+      <w:tblGrid>
+        <w:gridCol w:w="2600"/>
+        <w:gridCol w:w="7000"/>
+      </w:tblGrid>
+      <w:tr>
+        <w:trPr>
+          <w:cantSplit/>
+          <w:tblHeader/>
+        </w:trPr>
+        <w:tc>
+          <w:tcPr>
+            <w:tcW w:type="dxa" w:w="2600"/>
+            <w:tcBorders>
+              <w:top w:val="single" w:color="000000" w:sz="4"/>
+              <w:left w:val="single" w:color="000000" w:sz="4"/>
+              <w:bottom w:val="single" w:color="000000" w:sz="4"/>
+              <w:right w:val="single" w:color="000000" w:sz="4"/>
+            </w:tcBorders>
+            <w:shd w:fill="EDEDED" w:color="auto" w:val="clear"/>
+            <w:tcMar>
+              <w:top w:type="dxa" w:w="40"/>
+              <w:left w:type="dxa" w:w="80"/>
+              <w:bottom w:type="dxa" w:w="40"/>
+              <w:right w:type="dxa" w:w="80"/>
+            </w:tcMar>
+          </w:tcPr>
+          <w:p>
+            <w:r>
+              <w:rPr>
+                <w:rFonts w:ascii="Yu Gothic" w:cs="Yu Gothic" w:eastAsia="Yu Gothic" w:hAnsi="Yu Gothic"/>
+                <w:b/>
+                <w:bCs/>
+                <w:sz w:val="15"/>
+                <w:szCs w:val="15"/>
+              </w:rPr>
+              <w:t xml:space="preserve">作業</w:t>
+            </w:r>
+          </w:p>
+        </w:tc>
+        <w:tc>
+          <w:tcPr>
+            <w:tcW w:type="dxa" w:w="7000"/>
+            <w:tcBorders>
+              <w:top w:val="single" w:color="000000" w:sz="4"/>
+              <w:left w:val="single" w:color="000000" w:sz="4"/>
+              <w:bottom w:val="single" w:color="000000" w:sz="4"/>
+              <w:right w:val="single" w:color="000000" w:sz="4"/>
+            </w:tcBorders>
+            <w:shd w:fill="EDEDED" w:color="auto" w:val="clear"/>
+            <w:tcMar>
+              <w:top w:type="dxa" w:w="40"/>
+              <w:left w:type="dxa" w:w="80"/>
+              <w:bottom w:type="dxa" w:w="40"/>
+              <w:right w:type="dxa" w:w="80"/>
+            </w:tcMar>
+          </w:tcPr>
+          <w:p>
+            <w:r>
+              <w:rPr>
+                <w:rFonts w:ascii="Yu Gothic" w:cs="Yu Gothic" w:eastAsia="Yu Gothic" w:hAnsi="Yu Gothic"/>
+                <w:b/>
+                <w:bCs/>
+                <w:sz w:val="15"/>
+                <w:szCs w:val="15"/>
+              </w:rPr>
+              <w:t xml:space="preserve">操作</w:t>
+            </w:r>
+          </w:p>
+        </w:tc>
+      </w:tr>
+      <w:tr>
+        <w:trPr>
+          <w:cantSplit/>
+          <w:tblHeader w:val="off"/>
+        </w:trPr>
+        <w:tc>
+          <w:tcPr>
+            <w:tcW w:type="dxa" w:w="2600"/>
+            <w:tcBorders>
+              <w:top w:val="single" w:color="000000" w:sz="4"/>
+              <w:left w:val="single" w:color="000000" w:sz="4"/>
+              <w:bottom w:val="single" w:color="000000" w:sz="4"/>
+              <w:right w:val="single" w:color="000000" w:sz="4"/>
+            </w:tcBorders>
+            <w:tcMar>
+              <w:top w:type="dxa" w:w="40"/>
+              <w:left w:type="dxa" w:w="80"/>
+              <w:bottom w:type="dxa" w:w="40"/>
+              <w:right w:type="dxa" w:w="80"/>
+            </w:tcMar>
+          </w:tcPr>
+          <w:p>
+            <w:r>
+              <w:rPr>
+                <w:rFonts w:ascii="Yu Gothic" w:cs="Yu Gothic" w:eastAsia="Yu Gothic" w:hAnsi="Yu Gothic"/>
+                <w:b w:val="false"/>
+                <w:bCs w:val="false"/>
+                <w:sz w:val="15"/>
+                <w:szCs w:val="15"/>
+              </w:rPr>
+              <w:t xml:space="preserve">一次スクリーニングを追う</w:t>
+            </w:r>
+          </w:p>
+        </w:tc>
+        <w:tc>
+          <w:tcPr>
+            <w:tcW w:type="dxa" w:w="7000"/>
+            <w:tcBorders>
+              <w:top w:val="single" w:color="000000" w:sz="4"/>
+              <w:left w:val="single" w:color="000000" w:sz="4"/>
+              <w:bottom w:val="single" w:color="000000" w:sz="4"/>
+              <w:right w:val="single" w:color="000000" w:sz="4"/>
+            </w:tcBorders>
+            <w:tcMar>
+              <w:top w:type="dxa" w:w="40"/>
+              <w:left w:type="dxa" w:w="80"/>
+              <w:bottom w:type="dxa" w:w="40"/>
+              <w:right w:type="dxa" w:w="80"/>
+            </w:tcMar>
+          </w:tcPr>
+          <w:p>
+            <w:r>
+              <w:rPr>
+                <w:rFonts w:ascii="Yu Gothic" w:cs="Yu Gothic" w:eastAsia="Yu Gothic" w:hAnsi="Yu Gothic"/>
+                <w:b w:val="false"/>
+                <w:bCs w:val="false"/>
+                <w:sz w:val="15"/>
+                <w:szCs w:val="15"/>
+              </w:rPr>
+              <w:t xml:space="preserve">検索結果の取り込み(PubMedの「Save → CSV」、または「PMID(タブ)題名」の行を貼り付け)の後、文献ごとに 採用 / 除外 / 保留 を選ぶ。除外は理由をプルダウンで選ぶ。画面上部に、判定済みの件数と、採用・除外・保留の件数が出る。上部のボタン「一次 未判定」で、残りの文献だけを表示する</w:t>
+            </w:r>
+          </w:p>
+        </w:tc>
+      </w:tr>
+      <w:tr>
+        <w:trPr>
+          <w:cantSplit/>
+          <w:tblHeader w:val="off"/>
+        </w:trPr>
+        <w:tc>
+          <w:tcPr>
+            <w:tcW w:type="dxa" w:w="2600"/>
+            <w:tcBorders>
+              <w:top w:val="single" w:color="000000" w:sz="4"/>
+              <w:left w:val="single" w:color="000000" w:sz="4"/>
+              <w:bottom w:val="single" w:color="000000" w:sz="4"/>
+              <w:right w:val="single" w:color="000000" w:sz="4"/>
+            </w:tcBorders>
+            <w:tcMar>
+              <w:top w:type="dxa" w:w="40"/>
+              <w:left w:type="dxa" w:w="80"/>
+              <w:bottom w:type="dxa" w:w="40"/>
+              <w:right w:type="dxa" w:w="80"/>
+            </w:tcMar>
+          </w:tcPr>
+          <w:p>
+            <w:r>
+              <w:rPr>
+                <w:rFonts w:ascii="Yu Gothic" w:cs="Yu Gothic" w:eastAsia="Yu Gothic" w:hAnsi="Yu Gothic"/>
+                <w:b w:val="false"/>
+                <w:bCs w:val="false"/>
+                <w:sz w:val="15"/>
+                <w:szCs w:val="15"/>
+              </w:rPr>
+              <w:t xml:space="preserve">二次スクリーニングの文献を追加する</w:t>
+            </w:r>
+          </w:p>
+        </w:tc>
+        <w:tc>
+          <w:tcPr>
+            <w:tcW w:type="dxa" w:w="7000"/>
+            <w:tcBorders>
+              <w:top w:val="single" w:color="000000" w:sz="4"/>
+              <w:left w:val="single" w:color="000000" w:sz="4"/>
+              <w:bottom w:val="single" w:color="000000" w:sz="4"/>
+              <w:right w:val="single" w:color="000000" w:sz="4"/>
+            </w:tcBorders>
+            <w:tcMar>
+              <w:top w:type="dxa" w:w="40"/>
+              <w:left w:type="dxa" w:w="80"/>
+              <w:bottom w:type="dxa" w:w="40"/>
+              <w:right w:type="dxa" w:w="80"/>
+            </w:tcMar>
+          </w:tcPr>
+          <w:p>
+            <w:r>
+              <w:rPr>
+                <w:rFonts w:ascii="Yu Gothic" w:cs="Yu Gothic" w:eastAsia="Yu Gothic" w:hAnsi="Yu Gothic"/>
+                <w:b w:val="false"/>
+                <w:bCs w:val="false"/>
+                <w:sz w:val="15"/>
+                <w:szCs w:val="15"/>
+              </w:rPr>
+              <w:t xml:space="preserve">「文献を追加」を押し、PMID、題名、出典(更新検索、既存ガイドラインの引用文献、ハンドサーチ、作成委員のサーベイランスなど)、追加の理由を入力する。「一次を経ない」を選ぶと、二次(全文)の対象として追加される。追加した文献は「追加した文献」のボタンで一覧できる</w:t>
+            </w:r>
+          </w:p>
+        </w:tc>
+      </w:tr>
+      <w:tr>
+        <w:trPr>
+          <w:cantSplit/>
+          <w:tblHeader w:val="off"/>
+        </w:trPr>
+        <w:tc>
+          <w:tcPr>
+            <w:tcW w:type="dxa" w:w="2600"/>
+            <w:tcBorders>
+              <w:top w:val="single" w:color="000000" w:sz="4"/>
+              <w:left w:val="single" w:color="000000" w:sz="4"/>
+              <w:bottom w:val="single" w:color="000000" w:sz="4"/>
+              <w:right w:val="single" w:color="000000" w:sz="4"/>
+            </w:tcBorders>
+            <w:tcMar>
+              <w:top w:type="dxa" w:w="40"/>
+              <w:left w:type="dxa" w:w="80"/>
+              <w:bottom w:type="dxa" w:w="40"/>
+              <w:right w:type="dxa" w:w="80"/>
+            </w:tcMar>
+          </w:tcPr>
+          <w:p>
+            <w:r>
+              <w:rPr>
+                <w:rFonts w:ascii="Yu Gothic" w:cs="Yu Gothic" w:eastAsia="Yu Gothic" w:hAnsi="Yu Gothic"/>
+                <w:b w:val="false"/>
+                <w:bCs w:val="false"/>
+                <w:sz w:val="15"/>
+                <w:szCs w:val="15"/>
+              </w:rPr>
+              <w:t xml:space="preserve">全文を読む</w:t>
+            </w:r>
+          </w:p>
+        </w:tc>
+        <w:tc>
+          <w:tcPr>
+            <w:tcW w:type="dxa" w:w="7000"/>
+            <w:tcBorders>
+              <w:top w:val="single" w:color="000000" w:sz="4"/>
+              <w:left w:val="single" w:color="000000" w:sz="4"/>
+              <w:bottom w:val="single" w:color="000000" w:sz="4"/>
+              <w:right w:val="single" w:color="000000" w:sz="4"/>
+            </w:tcBorders>
+            <w:tcMar>
+              <w:top w:type="dxa" w:w="40"/>
+              <w:left w:type="dxa" w:w="80"/>
+              <w:bottom w:type="dxa" w:w="40"/>
+              <w:right w:type="dxa" w:w="80"/>
+            </w:tcMar>
+          </w:tcPr>
+          <w:p>
+            <w:r>
+              <w:rPr>
+                <w:rFonts w:ascii="Yu Gothic" w:cs="Yu Gothic" w:eastAsia="Yu Gothic" w:hAnsi="Yu Gothic"/>
+                <w:b w:val="false"/>
+                <w:bCs w:val="false"/>
+                <w:sz w:val="15"/>
+                <w:szCs w:val="15"/>
+              </w:rPr>
+              <w:t xml:space="preserve">二次の対象の文献ごとに、全文の状態を 未入手 / 入手済 / 読了 で更新する。「全文 未入手」「全文 未読」のボタンで、残りの作業を一覧できる。全文を読んだ後、二次の判定(採用 / 除外)を選ぶ。PDFの入手は、別紙「論文PDFの入手と配置の手順」による</w:t>
+            </w:r>
+          </w:p>
+        </w:tc>
+      </w:tr>
+      <w:tr>
+        <w:trPr>
+          <w:cantSplit/>
+          <w:tblHeader w:val="off"/>
+        </w:trPr>
+        <w:tc>
+          <w:tcPr>
+            <w:tcW w:type="dxa" w:w="2600"/>
+            <w:tcBorders>
+              <w:top w:val="single" w:color="000000" w:sz="4"/>
+              <w:left w:val="single" w:color="000000" w:sz="4"/>
+              <w:bottom w:val="single" w:color="000000" w:sz="4"/>
+              <w:right w:val="single" w:color="000000" w:sz="4"/>
+            </w:tcBorders>
+            <w:tcMar>
+              <w:top w:type="dxa" w:w="40"/>
+              <w:left w:type="dxa" w:w="80"/>
+              <w:bottom w:type="dxa" w:w="40"/>
+              <w:right w:type="dxa" w:w="80"/>
+            </w:tcMar>
+          </w:tcPr>
+          <w:p>
+            <w:r>
+              <w:rPr>
+                <w:rFonts w:ascii="Yu Gothic" w:cs="Yu Gothic" w:eastAsia="Yu Gothic" w:hAnsi="Yu Gothic"/>
+                <w:b w:val="false"/>
+                <w:bCs w:val="false"/>
+                <w:sz w:val="15"/>
+                <w:szCs w:val="15"/>
+              </w:rPr>
+              <w:t xml:space="preserve">判定を変更する</w:t>
+            </w:r>
+          </w:p>
+        </w:tc>
+        <w:tc>
+          <w:tcPr>
+            <w:tcW w:type="dxa" w:w="7000"/>
+            <w:tcBorders>
+              <w:top w:val="single" w:color="000000" w:sz="4"/>
+              <w:left w:val="single" w:color="000000" w:sz="4"/>
+              <w:bottom w:val="single" w:color="000000" w:sz="4"/>
+              <w:right w:val="single" w:color="000000" w:sz="4"/>
+            </w:tcBorders>
+            <w:tcMar>
+              <w:top w:type="dxa" w:w="40"/>
+              <w:left w:type="dxa" w:w="80"/>
+              <w:bottom w:type="dxa" w:w="40"/>
+              <w:right w:type="dxa" w:w="80"/>
+            </w:tcMar>
+          </w:tcPr>
+          <w:p>
+            <w:r>
+              <w:rPr>
+                <w:rFonts w:ascii="Yu Gothic" w:cs="Yu Gothic" w:eastAsia="Yu Gothic" w:hAnsi="Yu Gothic"/>
+                <w:b w:val="false"/>
+                <w:bCs w:val="false"/>
+                <w:sz w:val="15"/>
+                <w:szCs w:val="15"/>
+              </w:rPr>
+              <w:t xml:space="preserve">選択済みの判定を別の判定に変えると、変更の理由の入力が求められる。理由がない変更はできない。変更前・変更後・理由・日時・担当者は、履歴(文献ごとの「履歴」ボタン)に残る</w:t>
+            </w:r>
+          </w:p>
+        </w:tc>
+      </w:tr>
+      <w:tr>
+        <w:trPr>
+          <w:cantSplit/>
+          <w:tblHeader w:val="off"/>
+        </w:trPr>
+        <w:tc>
+          <w:tcPr>
+            <w:tcW w:type="dxa" w:w="2600"/>
+            <w:tcBorders>
+              <w:top w:val="single" w:color="000000" w:sz="4"/>
+              <w:left w:val="single" w:color="000000" w:sz="4"/>
+              <w:bottom w:val="single" w:color="000000" w:sz="4"/>
+              <w:right w:val="single" w:color="000000" w:sz="4"/>
+            </w:tcBorders>
+            <w:tcMar>
+              <w:top w:type="dxa" w:w="40"/>
+              <w:left w:type="dxa" w:w="80"/>
+              <w:bottom w:type="dxa" w:w="40"/>
+              <w:right w:type="dxa" w:w="80"/>
+            </w:tcMar>
+          </w:tcPr>
+          <w:p>
+            <w:r>
+              <w:rPr>
+                <w:rFonts w:ascii="Yu Gothic" w:cs="Yu Gothic" w:eastAsia="Yu Gothic" w:hAnsi="Yu Gothic"/>
+                <w:b w:val="false"/>
+                <w:bCs w:val="false"/>
+                <w:sz w:val="15"/>
+                <w:szCs w:val="15"/>
+              </w:rPr>
+              <w:t xml:space="preserve">理由を書く</w:t>
+            </w:r>
+          </w:p>
+        </w:tc>
+        <w:tc>
+          <w:tcPr>
+            <w:tcW w:type="dxa" w:w="7000"/>
+            <w:tcBorders>
+              <w:top w:val="single" w:color="000000" w:sz="4"/>
+              <w:left w:val="single" w:color="000000" w:sz="4"/>
+              <w:bottom w:val="single" w:color="000000" w:sz="4"/>
+              <w:right w:val="single" w:color="000000" w:sz="4"/>
+            </w:tcBorders>
+            <w:tcMar>
+              <w:top w:type="dxa" w:w="40"/>
+              <w:left w:type="dxa" w:w="80"/>
+              <w:bottom w:type="dxa" w:w="40"/>
+              <w:right w:type="dxa" w:w="80"/>
+            </w:tcMar>
+          </w:tcPr>
+          <w:p>
+            <w:r>
+              <w:rPr>
+                <w:rFonts w:ascii="Yu Gothic" w:cs="Yu Gothic" w:eastAsia="Yu Gothic" w:hAnsi="Yu Gothic"/>
+                <w:b w:val="false"/>
+                <w:bCs w:val="false"/>
+                <w:sz w:val="15"/>
+                <w:szCs w:val="15"/>
+              </w:rPr>
+              <w:t xml:space="preserve">除外には、前回Scopeの選択基準に対応する理由(18歳未満、がん患者でない、英語でない、国内で施行できない方法・薬物、研究デザインが対象外、CIPNに関する研究でない、本CQの介入を評価していない、予防・治療の目的が本CQと異なる、重複、計画書のみ、副次解析など)をプルダウンで選ぶ。詳しい理由は、備考の欄に書く。理由が未記入の除外は「理由 未記入」のボタンで一覧できる</w:t>
+            </w:r>
+          </w:p>
+        </w:tc>
+      </w:tr>
+    </w:tbl>
+    <w:p>
+      <w:pPr>
+        <w:pStyle w:val="Heading2"/>
+        <w:spacing w:after="80" w:before="200"/>
+      </w:pPr>
+      <w:r>
+        <w:rPr>
+          <w:rFonts w:ascii="Yu Gothic" w:cs="Yu Gothic" w:eastAsia="Yu Gothic" w:hAnsi="Yu Gothic"/>
+          <w:b/>
+          <w:bCs/>
+          <w:sz w:val="22"/>
+          <w:szCs w:val="22"/>
+        </w:rPr>
+        <w:t xml:space="preserve">8.1 担当者の作業と保存</w:t>
+      </w:r>
+    </w:p>
+    <w:p>
+      <w:pPr>
+        <w:pStyle w:val="ListParagraph"/>
+        <w:numPr>
+          <w:ilvl w:val="0"/>
+          <w:numId w:val="2"/>
+        </w:numPr>
+        <w:spacing w:after="50"/>
+      </w:pPr>
+      <w:r>
+        <w:rPr>
+          <w:rFonts w:ascii="Yu Gothic" w:cs="Yu Gothic" w:eastAsia="Yu Gothic" w:hAnsi="Yu Gothic"/>
+          <w:sz w:val="20"/>
+          <w:szCs w:val="20"/>
+        </w:rPr>
+        <w:t xml:space="preserve">担当者名を入力する。入力は、この端末のブラウザに自動で保存される。「自分の判定をJSONで書き出す」を押し、CQ名_氏名.screening.json を、JASCC_GL/スクリーニング/CQ名/ に入れる。</w:t>
+      </w:r>
+    </w:p>
+    <w:p>
+      <w:pPr>
+        <w:pStyle w:val="ListParagraph"/>
+        <w:numPr>
+          <w:ilvl w:val="0"/>
+          <w:numId w:val="2"/>
+        </w:numPr>
+        <w:spacing w:after="50"/>
+      </w:pPr>
+      <w:r>
+        <w:rPr>
+          <w:rFonts w:ascii="Yu Gothic" w:cs="Yu Gothic" w:eastAsia="Yu Gothic" w:hAnsi="Yu Gothic"/>
+          <w:sz w:val="20"/>
+          <w:szCs w:val="20"/>
+        </w:rPr>
+        <w:t xml:space="preserve">2023年版で採用済みの文献と、作業ブックのスクリーニングログに入っている判定は、既定値として表示される。変更するときは、理由が必要である。</w:t>
+      </w:r>
+    </w:p>
+    <w:p>
+      <w:pPr>
+        <w:pStyle w:val="ListParagraph"/>
+        <w:numPr>
+          <w:ilvl w:val="0"/>
+          <w:numId w:val="2"/>
+        </w:numPr>
+        <w:spacing w:after="50"/>
+      </w:pPr>
+      <w:r>
+        <w:rPr>
+          <w:rFonts w:ascii="Yu Gothic" w:cs="Yu Gothic" w:eastAsia="Yu Gothic" w:hAnsi="Yu Gothic"/>
+          <w:sz w:val="20"/>
+          <w:szCs w:val="20"/>
+        </w:rPr>
+        <w:t xml:space="preserve">別の端末で続けるときは、「JSONを読み込む」を押す(その端末の入力は置き換わる)。</w:t>
+      </w:r>
+    </w:p>
+    <w:p>
+      <w:pPr>
+        <w:pStyle w:val="Heading2"/>
+        <w:spacing w:after="80" w:before="200"/>
+      </w:pPr>
+      <w:r>
+        <w:rPr>
+          <w:rFonts w:ascii="Yu Gothic" w:cs="Yu Gothic" w:eastAsia="Yu Gothic" w:hAnsi="Yu Gothic"/>
+          <w:b/>
+          <w:bCs/>
+          <w:sz w:val="22"/>
+          <w:szCs w:val="22"/>
+        </w:rPr>
+        <w:t xml:space="preserve">8.2 照合(事務局またはSR委員長)</w:t>
+      </w:r>
+    </w:p>
+    <w:p>
+      <w:pPr>
+        <w:spacing w:after="100"/>
+      </w:pPr>
+      <w:r>
+        <w:rPr>
+          <w:rFonts w:ascii="Yu Gothic" w:cs="Yu Gothic" w:eastAsia="Yu Gothic" w:hAnsi="Yu Gothic"/>
+          <w:sz w:val="20"/>
+          <w:szCs w:val="20"/>
+        </w:rPr>
+        <w:t xml:space="preserve">bash platform/run_jascc.sh screening を実行する。2名のJSONを比べ、一致した判定は最終の判定になる。不一致は「未確定(協議)」と表示される。協議の結果は、作業ブックの「スクリーニング照合」の「協議の結論(委員記入)」と「協議の理由」に記入し、もう一度コマンドを実行すると、最終の判定に反映される。「スクリーニング進捗」に、担当者ごとの作業の進み具合(一次の未判定、二次の未判定、全文の未入手・未読、理由未記入、判定の変更回数)が出る。</w:t>
+      </w:r>
+    </w:p>
+    <w:p>
+      <w:pPr>
+        <w:pStyle w:val="Heading1"/>
+        <w:spacing w:after="120" w:before="280"/>
+      </w:pPr>
+      <w:r>
+        <w:rPr>
+          <w:rFonts w:ascii="Yu Gothic" w:cs="Yu Gothic" w:eastAsia="Yu Gothic" w:hAnsi="Yu Gothic"/>
+          <w:b/>
+          <w:bCs/>
+          <w:sz w:val="26"/>
+          <w:szCs w:val="26"/>
+        </w:rPr>
+        <w:t xml:space="preserve">9. 決定記録シート(推奨作成会議)の操作</w:t>
       </w:r>
     </w:p>
     <w:p>
@@ -6079,7 +6674,7 @@
           <w:sz w:val="26"/>
           <w:szCs w:val="26"/>
         </w:rPr>
-        <w:t xml:space="preserve">9. Minds書類の一式の出力(事務局)</w:t>
+        <w:t xml:space="preserve">10. Minds書類の一式の出力(事務局)</w:t>
       </w:r>
     </w:p>
     <w:p>
@@ -6475,7 +7070,7 @@
           <w:sz w:val="26"/>
           <w:szCs w:val="26"/>
         </w:rPr>
-        <w:t xml:space="preserve">10. 困ったとき</w:t>
+        <w:t xml:space="preserve">11. 困ったとき</w:t>
       </w:r>
     </w:p>
     <w:tbl>
@@ -6958,7 +7553,7 @@
           <w:sz w:val="26"/>
           <w:szCs w:val="26"/>
         </w:rPr>
-        <w:t xml:space="preserve">11. 動作検証の結果</w:t>
+        <w:t xml:space="preserve">12. 動作検証の結果</w:t>
       </w:r>
     </w:p>
     <w:p>
@@ -6971,7 +7566,7 @@
           <w:sz w:val="20"/>
           <w:szCs w:val="20"/>
         </w:rPr>
-        <w:t xml:space="preserve">2026年10月7日に、実際のブラウザ(Chromium)を自動で操作して、次の22項目を確認し、すべて合格した(platform/tests/ui_check.py)。</w:t>
+        <w:t xml:space="preserve">2026年10月7日に、実際のブラウザ(Chromium)を自動で操作して、次の42項目(決定記録シート22項目、スクリーニング管理20項目)を確認し、すべて合格した(platform/tests/ui_check.py)。</w:t>
       </w:r>
     </w:p>
     <w:tbl>
@@ -7436,6 +8031,70 @@
                 <w:szCs w:val="16"/>
               </w:rPr>
               <w:t xml:space="preserve">確定で強さと回を記録する。3回とも集約しない場合は「推奨なし」で確定する</w:t>
+            </w:r>
+          </w:p>
+        </w:tc>
+      </w:tr>
+      <w:tr>
+        <w:trPr>
+          <w:cantSplit/>
+          <w:tblHeader w:val="off"/>
+        </w:trPr>
+        <w:tc>
+          <w:tcPr>
+            <w:tcW w:type="dxa" w:w="700"/>
+            <w:tcBorders>
+              <w:top w:val="single" w:color="000000" w:sz="4"/>
+              <w:left w:val="single" w:color="000000" w:sz="4"/>
+              <w:bottom w:val="single" w:color="000000" w:sz="4"/>
+              <w:right w:val="single" w:color="000000" w:sz="4"/>
+            </w:tcBorders>
+            <w:tcMar>
+              <w:top w:type="dxa" w:w="40"/>
+              <w:left w:type="dxa" w:w="80"/>
+              <w:bottom w:type="dxa" w:w="40"/>
+              <w:right w:type="dxa" w:w="80"/>
+            </w:tcMar>
+          </w:tcPr>
+          <w:p>
+            <w:r>
+              <w:rPr>
+                <w:rFonts w:ascii="Yu Gothic" w:cs="Yu Gothic" w:eastAsia="Yu Gothic" w:hAnsi="Yu Gothic"/>
+                <w:b w:val="false"/>
+                <w:bCs w:val="false"/>
+                <w:sz w:val="16"/>
+                <w:szCs w:val="16"/>
+              </w:rPr>
+              <w:t xml:space="preserve">S・M</w:t>
+            </w:r>
+          </w:p>
+        </w:tc>
+        <w:tc>
+          <w:tcPr>
+            <w:tcW w:type="dxa" w:w="8900"/>
+            <w:tcBorders>
+              <w:top w:val="single" w:color="000000" w:sz="4"/>
+              <w:left w:val="single" w:color="000000" w:sz="4"/>
+              <w:bottom w:val="single" w:color="000000" w:sz="4"/>
+              <w:right w:val="single" w:color="000000" w:sz="4"/>
+            </w:tcBorders>
+            <w:tcMar>
+              <w:top w:type="dxa" w:w="40"/>
+              <w:left w:type="dxa" w:w="80"/>
+              <w:bottom w:type="dxa" w:w="40"/>
+              <w:right w:type="dxa" w:w="80"/>
+            </w:tcMar>
+          </w:tcPr>
+          <w:p>
+            <w:r>
+              <w:rPr>
+                <w:rFonts w:ascii="Yu Gothic" w:cs="Yu Gothic" w:eastAsia="Yu Gothic" w:hAnsi="Yu Gothic"/>
+                <w:b w:val="false"/>
+                <w:bCs w:val="false"/>
+                <w:sz w:val="16"/>
+                <w:szCs w:val="16"/>
+              </w:rPr>
+              <w:t xml:space="preserve">スクリーニング管理(20項目): 検索結果の取り込み、一次・二次の判定、判定の変更に理由が必要なこと、履歴、文献の追加(一次を経ない)、全文の入手・読了、作業の絞り込み、2名の照合、不一致の検出、協議の結論の反映、進捗</w:t>
             </w:r>
           </w:p>
         </w:tc>
